--- a/automation/issues/JainMagazine_August2026.docx
+++ b/automation/issues/JainMagazine_August2026.docx
@@ -47,7 +47,7 @@
           <w:sz w:val="17"/>
           <w:szCs w:val="17"/>
         </w:rPr>
-        <w:t xml:space="preserve">PUBLISHED 2026-08-18</w:t>
+        <w:t xml:space="preserve">PUBLISHED 2026-08-31</w:t>
       </w:r>
       <w:r>
         <w:rPr>
@@ -66,7 +66,7 @@
           <w:sz w:val="17"/>
           <w:szCs w:val="17"/>
         </w:rPr>
-        <w:t xml:space="preserve">COVERAGE: 2026-08-01 — 2026-08-18</w:t>
+        <w:t xml:space="preserve">COVERAGE: 2026-08-01 — 2026-08-31</w:t>
       </w:r>
     </w:p>
     <w:p>
@@ -144,7 +144,7 @@
         </w:rPr>
         <w:t xml:space="preserve">  →  </w:t>
       </w:r>
-      <w:hyperlink w:history="1" r:id="rIdy6weyje9ll_1efbwxv1co">
+      <w:hyperlink w:history="1" r:id="rIdmzdyosjjq2csyz1vs8elb">
         <w:r>
           <w:rPr>
             <w:rFonts w:ascii="Arial" w:cs="Arial" w:eastAsia="Arial" w:hAnsi="Arial"/>
@@ -223,7 +223,7 @@
         </w:rPr>
         <w:t xml:space="preserve">  →  </w:t>
       </w:r>
-      <w:hyperlink w:history="1" r:id="rIdpblgqtkxdsehgpdswxrbz">
+      <w:hyperlink w:history="1" r:id="rIdqo1xaw2y3lkrubn6fhlzc">
         <w:r>
           <w:rPr>
             <w:rFonts w:ascii="Arial" w:cs="Arial" w:eastAsia="Arial" w:hAnsi="Arial"/>
@@ -266,7 +266,7 @@
           <w:sz w:val="30"/>
           <w:szCs w:val="30"/>
         </w:rPr>
-        <w:t xml:space="preserve">Guru Maharaj Pravesh &amp; Chaturmas Announcements</w:t>
+        <w:t xml:space="preserve">New Diksha Announcements</w:t>
       </w:r>
     </w:p>
     <w:p>
@@ -290,7 +290,7 @@
           <w:sz w:val="25"/>
           <w:szCs w:val="25"/>
         </w:rPr>
-        <w:t xml:space="preserve">Acharya (Rashtra Sant) Pulaksagar Ji Maharaj's Chaturmas Formally Begins in Bhilwara; Gyan Ganga Mahotsav Announced</w:t>
+        <w:t xml:space="preserve">Jaineshwari Diksha of Brahmacharini Indira and Brahmacharini Savita Under Acharya Suvidhisagar Ji Maharaj</w:t>
       </w:r>
     </w:p>
     <w:p>
@@ -306,7 +306,7 @@
           <w:sz w:val="17"/>
           <w:szCs w:val="17"/>
         </w:rPr>
-        <w:t xml:space="preserve">CHITRAKOOTDHAM &amp; SURYAMAHAL (SHASTRINAGAR), BHILWARA, RAJASTHAN · SOURCE: PRATAHKAL (MULTIPLE CORROBORATING ARTICLES) · 2026-08-02</w:t>
+        <w:t xml:space="preserve">RAJVAIBHAV CULTURAL BUILDING, NATEPUTE, SOLAPUR, MAHARASHTRA · SOURCE: BERAR TIMES · 2026-08-19</w:t>
       </w:r>
       <w:r>
         <w:rPr>
@@ -319,7 +319,7 @@
         </w:rPr>
         <w:t xml:space="preserve">  →  </w:t>
       </w:r>
-      <w:hyperlink w:history="1" r:id="rIddwp1nzxb9xyrlpwrla9ox">
+      <w:hyperlink w:history="1" r:id="rIdttahqw8ej2qevrumzddmi">
         <w:r>
           <w:rPr>
             <w:rFonts w:ascii="Arial" w:cs="Arial" w:eastAsia="Arial" w:hAnsi="Arial"/>
@@ -345,7 +345,7 @@
           <w:sz w:val="21"/>
           <w:szCs w:val="21"/>
         </w:rPr>
-        <w:t xml:space="preserve">Acharya Pulaksagar Ji Maharaj, who had entered Bhilwara for chaturmas on July 25 with a grand procession, held a Guru Gunanuvad program at Chitrakootdham on August 1, followed by the formal Chaturmasik Mangal Kalash Sthapana on August 2 at 1 PM. Daily chaturmas discourses began August 3, 8:30-10 AM, at Suryamahal, Shastrinagar. He stated that the purpose of tapasya (austerity) is to carry its fruit to the shravak (lay follower) community. A "Gyan Ganga Mahotsav" at Chitrakootdham was announced to run August 15-30, with special sessions planned around Moksh Saptami (Aug 19) and Raksha Bandhan (Aug 28).</w:t>
+        <w:t xml:space="preserve">Brahmacharini Indira (from Chandrapur) and Brahmacharini Savita (from Nagpur) took Jaineshwari monastic vows on August 19 in a grand ceremony held under the sacred presence of Acharya Shri Suvidhisagar Ji Maharaj, described as held "with faith and a spiritual atmosphere."</w:t>
       </w:r>
     </w:p>
     <w:p>
@@ -369,7 +369,7 @@
           <w:sz w:val="25"/>
           <w:szCs w:val="25"/>
         </w:rPr>
-        <w:t xml:space="preserve">Muni Yogasagar Maharaj Holds His First-Ever Varshayog (Chaturmas) in Rajasthan</w:t>
+        <w:t xml:space="preserve">Seven Mumukshus Take Diksha Together in Sikar — First Time in 39 Years</w:t>
       </w:r>
     </w:p>
     <w:p>
@@ -385,7 +385,7 @@
           <w:sz w:val="17"/>
           <w:szCs w:val="17"/>
         </w:rPr>
-        <w:t xml:space="preserve">SRI ADINATH DIGAMBAR JAIN PUNYODAY ATISHAY KSHETRA (NASIYAJI, DADABARI), KOTA, RAJASTHAN · SOURCE: PRATAHKAL (TWO CORROBORATING ARTICLES) · 2026-08-09</w:t>
+        <w:t xml:space="preserve">SIKAR, RAJASTHAN · SOURCE: AMAR UJALA · 2026-08-19</w:t>
       </w:r>
       <w:r>
         <w:rPr>
@@ -398,7 +398,7 @@
         </w:rPr>
         <w:t xml:space="preserve">  →  </w:t>
       </w:r>
-      <w:hyperlink w:history="1" r:id="rIdwstg-pi9ygxj0vbszbpjs">
+      <w:hyperlink w:history="1" r:id="rIdgssdshm9ki0zuspm_fgxp">
         <w:r>
           <w:rPr>
             <w:rFonts w:ascii="Arial" w:cs="Arial" w:eastAsia="Arial" w:hAnsi="Arial"/>
@@ -424,7 +424,7 @@
           <w:sz w:val="21"/>
           <w:szCs w:val="21"/>
         </w:rPr>
-        <w:t xml:space="preserve">A grand Varshayog Kalash Sthapana Mahamahotsav was held on August 9 (a Sunday) under the guidance of Muni Shri 108 Yogasagar Maharaj, reported as his first-ever varshayog/chaturmas stay in Rajasthan. Devotees were reported converging from across the country for the ceremony at the Sri Adinath Digambar Jain Punyoday Atishay Kshetra.</w:t>
+        <w:t xml:space="preserve">Seven aspirants renounced the world simultaneously under Acharya Vardhamansagar Maharaj, described as the first time in 39 years that seven mumukshus have taken diksha together in Sikar. The ceremony was deliberately timed to coincide with Lord Parshvanath's Moksha Kalyanak day (see Tirthankar Kalyanak) and was preceded by a large shobhayatra (procession) featuring a symbolic representation of Sammed Shikharji.</w:t>
       </w:r>
     </w:p>
     <w:p>
@@ -448,7 +448,7 @@
           <w:sz w:val="25"/>
           <w:szCs w:val="25"/>
         </w:rPr>
-        <w:t xml:space="preserve">Muni Sudhasagar Ji Maharaj Delivers Special Guidance Address to Youth in Indore</w:t>
+        <w:t xml:space="preserve">First-Ever Muni Diksha in Rajasthan Under Acharya Vidyasagar Ji's Monastic Tradition</w:t>
       </w:r>
     </w:p>
     <w:p>
@@ -464,7 +464,7 @@
           <w:sz w:val="17"/>
           <w:szCs w:val="17"/>
         </w:rPr>
-        <w:t xml:space="preserve">RISHABH SABHAGRIH, ADINATH JINALAYA, CHHATRAPATI NAGAR, INDORE, MADHYA PRADESH · SOURCE: PALIWALWANI · 2026-08-09</w:t>
+        <w:t xml:space="preserve">SHRI ADINATH DIGAMBAR JAIN PUNYODAY ATISHAY KSHETRA, NASIYA JI, DADABARI, KOTA, RAJASTHAN · SOURCE: PRATAHKAL (PRE- AND POST-EVENT COVERAGE) · 2026-08-20</w:t>
       </w:r>
       <w:r>
         <w:rPr>
@@ -477,7 +477,7 @@
         </w:rPr>
         <w:t xml:space="preserve">  →  </w:t>
       </w:r>
-      <w:hyperlink w:history="1" r:id="rIddwh81zcvoe3va3kujmkpi">
+      <w:hyperlink w:history="1" r:id="rIdjbjlcjjn_b9ru-47pkvq7">
         <w:r>
           <w:rPr>
             <w:rFonts w:ascii="Arial" w:cs="Arial" w:eastAsia="Arial" w:hAnsi="Arial"/>
@@ -503,7 +503,7 @@
           <w:sz w:val="21"/>
           <w:szCs w:val="21"/>
         </w:rPr>
-        <w:t xml:space="preserve">Muni Pungav Shri 108 Sudhasagar Ji Maharaj -- referred to as "Mahashraman of Shraman culture" -- delivered a special guidance discourse to youth on Dharma, Sanskriti (tradition), and Rashtra Nirman (nation-building) on Sunday, August 9, jointly organised by Sakal Digambar Jain Dharm Prabhavana Samiti Indore and Sakal Jain Samaj Indore.</w:t>
+        <w:t xml:space="preserve">Kshullak Shri 105 Samyamsagar Ji Maharaj received muni diksha from Muni Shri 108 Yogsagar Ji Maharaj on August 20, in what was reported as the first-ever performance of this initiation rite from the Vidyasagar sangh-parampara in Rajasthan. The newly initiated monk was named Muni Shri 108 Pranavsagar Ji Maharaj; thousands of devotees attended in witness.</w:t>
       </w:r>
     </w:p>
     <w:p>
@@ -527,7 +527,7 @@
           <w:sz w:val="25"/>
           <w:szCs w:val="25"/>
         </w:rPr>
-        <w:t xml:space="preserve">First-Ever Muni Sangh Chaturmas Hosted in Ramgarh</w:t>
+        <w:t xml:space="preserve">Mumukshu Kantilal Gandhi Takes Diksha, Renamed Arun Muni</w:t>
       </w:r>
     </w:p>
     <w:p>
@@ -543,7 +543,7 @@
           <w:sz w:val="17"/>
           <w:szCs w:val="17"/>
         </w:rPr>
-        <w:t xml:space="preserve">DIGAMBAR JAIN MANDIR, MAIN ROAD, RAMGARH, JHARKHAND · SOURCE: PRABHAT KHABAR · 2026-08-05</w:t>
+        <w:t xml:space="preserve">KHERODA, UDAIPUR DISTRICT, RAJASTHAN · SOURCE: PRATAHKAL (PRE- AND POST-EVENT COVERAGE) · 2026-08-23</w:t>
       </w:r>
       <w:r>
         <w:rPr>
@@ -556,7 +556,7 @@
         </w:rPr>
         <w:t xml:space="preserve">  →  </w:t>
       </w:r>
-      <w:hyperlink w:history="1" r:id="rIdfbthpoz_wikk5jeeodhuo">
+      <w:hyperlink w:history="1" r:id="rIdoilwl73fncd_kgpxoixto">
         <w:r>
           <w:rPr>
             <w:rFonts w:ascii="Arial" w:cs="Arial" w:eastAsia="Arial" w:hAnsi="Arial"/>
@@ -582,13 +582,30 @@
           <w:sz w:val="21"/>
           <w:szCs w:val="21"/>
         </w:rPr>
-        <w:t xml:space="preserve">The Digambar Jain Samaj of Ramgarh performed a Mangal Kalash Sthapana on August 5, marking the first-ever muni sangh chaturmas hosted in the town. The presiding monks, Muni Shri Punyanand Ji and Muni Shri Shubhanand Ji (disciples of Acharya Shri Vasunandi), had already been resident at the jinalaya for about two months prior. Yogesh Sethi, secretary of the Jain Samaj and convenor of the Pawan Varshayog Maha-Samiti, was quoted on the significance of the occasion.</w:t>
-      </w:r>
-    </w:p>
-    <w:p>
-      <w:pPr>
-        <w:pBdr>
-          <w:top w:val="single" w:color="D8CDB4" w:sz="4"/>
+        <w:t xml:space="preserve">As part of the "Pavan Parivartan Chaturmas 2026" in Kheroda, Mumukshu Kantilal Gandhi took diksha at a Jain Bhagwati Diksha Mahamahotsav on August 23 under the guidance of Guru Dev Komal Muni Maharaj Sahab "Karunakar" (Mewar Upa-Pravartak), part of the broader Sthanakvasi lineage headed by Acharya Bhagwant Dr. Shivmuni and Yuvacharya Mahendra Rishi, and was renamed Arun Muni.</w:t>
+      </w:r>
+    </w:p>
+    <w:p>
+      <w:pPr>
+        <w:pStyle w:val="Heading1"/>
+        <w:spacing w:after="60" w:before="400"/>
+      </w:pPr>
+      <w:r>
+        <w:rPr>
+          <w:rFonts w:ascii="Georgia" w:cs="Georgia" w:eastAsia="Georgia" w:hAnsi="Georgia"/>
+          <w:b/>
+          <w:bCs/>
+          <w:color w:val="1C1712"/>
+          <w:sz w:val="30"/>
+          <w:szCs w:val="30"/>
+        </w:rPr>
+        <w:t xml:space="preserve">Tirthankar Kalyanak</w:t>
+      </w:r>
+    </w:p>
+    <w:p>
+      <w:pPr>
+        <w:pBdr>
+          <w:bottom w:val="single" w:color="D8CDB4" w:sz="4"/>
         </w:pBdr>
         <w:spacing w:after="160"/>
       </w:pPr>
@@ -606,7 +623,7 @@
           <w:sz w:val="25"/>
           <w:szCs w:val="25"/>
         </w:rPr>
-        <w:t xml:space="preserve">Two-Day Pattavibhushan Sanskar Mahotsav Held for Acharya Prasannasagar Ji at Pushpagiri Tirth</w:t>
+        <w:t xml:space="preserve">Parshwanath Nirvan Kalyanak (Moksha Saptami) Observed Across North India</w:t>
       </w:r>
     </w:p>
     <w:p>
@@ -622,7 +639,7 @@
           <w:sz w:val="17"/>
           <w:szCs w:val="17"/>
         </w:rPr>
-        <w:t xml:space="preserve">PUSHPAGIRI JAIN TIRTH (NEAR SONKATCH, INDORE-BHOPAL ROAD), MADHYA PRADESH · SOURCE: PALIWALWANI · 2026-08-15</w:t>
+        <w:t xml:space="preserve">NATIONWIDE — GWALIOR (MP), JAIPUR, SIKAR (RAJASTHAN), BAGHPAT (UP), PAURI (UTTARAKHAND) · SOURCE: PRATAHKAL (JAIPUR); AMAR UJALA (BAGHPAT, PAURI, SIKAR) · 2026-08-19</w:t>
       </w:r>
       <w:r>
         <w:rPr>
@@ -635,7 +652,7 @@
         </w:rPr>
         <w:t xml:space="preserve">  →  </w:t>
       </w:r>
-      <w:hyperlink w:history="1" r:id="rIdrunksiv7wdmyzi3e_apd5">
+      <w:hyperlink w:history="1" r:id="rIdojapd9b8ygqtncg08ibks">
         <w:r>
           <w:rPr>
             <w:rFonts w:ascii="Arial" w:cs="Arial" w:eastAsia="Arial" w:hAnsi="Arial"/>
@@ -661,7 +678,7 @@
           <w:sz w:val="21"/>
           <w:szCs w:val="21"/>
         </w:rPr>
-        <w:t xml:space="preserve">A two-day "Pattavibhushan Sanskar Mahotsav" -- a ceremonial monastic title-conferral observance -- was held August 15-16 for Acharya Shri 108 Prasannasagar Ji Maharaj at Pushpagiri Jain Tirth, under the guidance of the tirth's founder-guide, Ganacharya Shri 108 Pushpadant Sagar Ji Maharaj, organised by Antarmana Dharmik evam Parmarthik Nyas, Pushpagiri Tirth.</w:t>
+        <w:t xml:space="preserve">August 19, 2026 marked Moksha Saptami -- the Nirvan/Moksha Kalyanak (liberation anniversary) of the 23rd Tirthankar, Bhagwan Parshwanath -- observed with dhwajarohan (flag-hoisting), Jinendra pujan, Panch Kalyanak Vidhan pujan, and Nirvan Laddu offerings at Shri Digambar Jain Siddha Kshetra on Gopachal Parvat, Gwalior; a 108-kalash abhishek and evening puja with 108 oil lamps and Kalyan Mandir stotra recitation at Shri Digambar Jain Mandir, Mahavir Nagar, Jaipur; abhishek ceremonies in Baghpat, UP and Pauri, Uttarakhand; and, in Sikar, Rajasthan, the day was marked by seven mumukshus taking diksha together in observance of the occasion (see New Diksha Announcements).</w:t>
       </w:r>
     </w:p>
     <w:p>
@@ -678,7 +695,7 @@
           <w:sz w:val="30"/>
           <w:szCs w:val="30"/>
         </w:rPr>
-        <w:t xml:space="preserve">Other Community News / Announcements</w:t>
+        <w:t xml:space="preserve">Jain Festivals / Parva</w:t>
       </w:r>
     </w:p>
     <w:p>
@@ -702,7 +719,7 @@
           <w:sz w:val="25"/>
           <w:szCs w:val="25"/>
         </w:rPr>
-        <w:t xml:space="preserve">80th Independence Day Observed at Gunayatan Under Muni Praman Sagar Ji Maharaj's Sangh</w:t>
+        <w:t xml:space="preserve">Eight-Day Sthanakvasi Paryushan Parva Aradhana Held in Bhilwara</w:t>
       </w:r>
     </w:p>
     <w:p>
@@ -718,7 +735,7 @@
           <w:sz w:val="17"/>
           <w:szCs w:val="17"/>
         </w:rPr>
-        <w:t xml:space="preserve">GUNAYATAN, NEAR SHIKHARJI, JHARKHAND · SOURCE: MUNI PRAMAN SAGAR JI'S OFFICIAL SITE (MUNIPRAMANSAGAR.NET) · 2026-08-15</w:t>
+        <w:t xml:space="preserve">SHRI SAMBHAVNATH SWETAMBAR JAIN MANDIR, BAPUNAGAR, BHILWARA, RAJASTHAN · SOURCE: PATRIKA · 2026-08-20</w:t>
       </w:r>
       <w:r>
         <w:rPr>
@@ -731,7 +748,7 @@
         </w:rPr>
         <w:t xml:space="preserve">  →  </w:t>
       </w:r>
-      <w:hyperlink w:history="1" r:id="rIdp9g9ud0ak7v-nzvkusx11">
+      <w:hyperlink w:history="1" r:id="rId7_xv-haqo_zpipb-m3cke">
         <w:r>
           <w:rPr>
             <w:rFonts w:ascii="Arial" w:cs="Arial" w:eastAsia="Arial" w:hAnsi="Arial"/>
@@ -757,7 +774,7 @@
           <w:sz w:val="21"/>
           <w:szCs w:val="21"/>
         </w:rPr>
-        <w:t xml:space="preserve">A flag-hoisting (dhvajarohan) ceremony and cultural programs were held at Gunayatan on August 15 under the sanidhya (holy presence) of Muni Praman Sagar Ji Maharaj and his monastic sangh, marking India's 80th Independence Day.</w:t>
+        <w:t xml:space="preserve">The Shri Sambhavnath Swetambar Jain Mandir committee, Bapunagar, held an eight-day Paryushan Parva Aradhana from August 20 to August 27, with daily worship, penance, and religious observance. (Note: this Sthanakvasi observance is distinct from the main Shwetambar Murtipujak Paryushan Parva, which falls September 8-15, 2026, and the Digambar Das Lakshan Parva, September 15-25, 2026 -- both outside this issue's coverage window.)</w:t>
       </w:r>
     </w:p>
     <w:p>
@@ -781,7 +798,7 @@
           <w:sz w:val="25"/>
           <w:szCs w:val="25"/>
         </w:rPr>
-        <w:t xml:space="preserve">"Rashtrahit par Vichar Goshthi evam Samman Samaroh" Honours Distinguished Jain Community Members in Lucknow</w:t>
+        <w:t xml:space="preserve">Raksha Bandhan Observed as "Shraman Sanskriti Rakshak Divas" in Kota</w:t>
       </w:r>
     </w:p>
     <w:p>
@@ -797,7 +814,7 @@
           <w:sz w:val="17"/>
           <w:szCs w:val="17"/>
         </w:rPr>
-        <w:t xml:space="preserve">RAJLAXMI PALACE, ASHIYANA CHAURAHA, LDA COLONY, KANPUR ROAD, LUCKNOW, UTTAR PRADESH · SOURCE: AMAR BHARTI MEDIA GROUP; CORROBORATED BY HARIBHOOMI · 2026-08-09</w:t>
+        <w:t xml:space="preserve">SHRI PUNYODAY ATISHAY KSHETRA, NASIYAJI, DADABARI, KOTA, RAJASTHAN · SOURCE: PRATAHKAL · 2026-08-28</w:t>
       </w:r>
       <w:r>
         <w:rPr>
@@ -810,7 +827,7 @@
         </w:rPr>
         <w:t xml:space="preserve">  →  </w:t>
       </w:r>
-      <w:hyperlink w:history="1" r:id="rIdnnk19apmhbgam_pp1jd4s">
+      <w:hyperlink w:history="1" r:id="rIdibs07s25zn2favpwx-wbq">
         <w:r>
           <w:rPr>
             <w:rFonts w:ascii="Arial" w:cs="Arial" w:eastAsia="Arial" w:hAnsi="Arial"/>
@@ -836,7 +853,7 @@
           <w:sz w:val="21"/>
           <w:szCs w:val="21"/>
         </w:rPr>
-        <w:t xml:space="preserve">Held as part of the ongoing Ashiyana Digambar Jain Mandir chaturmas programming, this August 9 (Sunday) event at Rajlaxmi Palace combined a discussion session on national interest with a felicitation ceremony. Distinguished members of the Lucknow Jain community -- chartered accountants, doctors, lawyers, professors, engineers, and government officials -- were honoured for their contributions to society and the nation.</w:t>
+        <w:t xml:space="preserve">On Raksha Bandhan (Shravan Shukla Purnima), Shri Punyoday Atishay Kshetra observed "Shraman Sanskriti Rakshak Divas" (Protector of Shraman Culture Day) and Vatsalya Divas, presenting arghya (ritual offering) to roughly 700 munirajs, with discourse on protecting the living culture of renunciation, penance, restraint, and ahimsa as every Shravak's duty.</w:t>
       </w:r>
     </w:p>
     <w:p>
@@ -853,7 +870,7 @@
           <w:sz w:val="30"/>
           <w:szCs w:val="30"/>
         </w:rPr>
-        <w:t xml:space="preserve">Jain Business &amp; Trade</w:t>
+        <w:t xml:space="preserve">Guru Maharaj Pravesh &amp; Chaturmas Announcements</w:t>
       </w:r>
     </w:p>
     <w:p>
@@ -877,7 +894,7 @@
           <w:sz w:val="25"/>
           <w:szCs w:val="25"/>
         </w:rPr>
-        <w:t xml:space="preserve">JITO USA's Washington DC Chapter Hosts "Creating Breakthrough Results" Masterclass With TEOCO Founder Atul Jain</w:t>
+        <w:t xml:space="preserve">Acharya Samay Sagar Maharaj's Sangh Kalash Sthapana in Bhopal — Chief Minister Declares Him State Guest</w:t>
       </w:r>
     </w:p>
     <w:p>
@@ -893,7 +910,7 @@
           <w:sz w:val="17"/>
           <w:szCs w:val="17"/>
         </w:rPr>
-        <w:t xml:space="preserve">TEOCO HEADQUARTERS, FAIRFAX, VIRGINIA, USA · SOURCE: JITO USA; CORROBORATED BY SOUTH ASIAN HERALD AND NEW INDIA ABROAD · 2026-08-02</w:t>
+        <w:t xml:space="preserve">VIDYODAYA TEERTH, BHOPAL, MADHYA PRADESH · SOURCE: DAINIK JAGRAN MP/CG; CORROBORATED BY AMAR UJALA, THE SOOTR, AND TEENBATTINEWS.COM · 2026-08-02</w:t>
       </w:r>
       <w:r>
         <w:rPr>
@@ -906,7 +923,7 @@
         </w:rPr>
         <w:t xml:space="preserve">  →  </w:t>
       </w:r>
-      <w:hyperlink w:history="1" r:id="rIdbqlt0csuq664pbmncdiw8">
+      <w:hyperlink w:history="1" r:id="rIdwe4qqb2agcyyzrjscqnyb">
         <w:r>
           <w:rPr>
             <w:rFonts w:ascii="Arial" w:cs="Arial" w:eastAsia="Arial" w:hAnsi="Arial"/>
@@ -932,7 +949,7 @@
           <w:sz w:val="21"/>
           <w:szCs w:val="21"/>
         </w:rPr>
-        <w:t xml:space="preserve">JITO USA's Washington DC-metro chapter hosted a workshop on August 2 led by Atul Jain, Founder and CEO of TEOCO, drawing executives, community leaders, and professionals from the region. Jain defined a "breakthrough" as a 5x-10x shift rather than a marginal 10% gain, drawing on both business strategy and Jain philosophy for his framework.</w:t>
+        <w:t xml:space="preserve">At a Kalash Sthapana ceremony for Acharya Samay Sagar Maharaj's sangh, Madhya Pradesh Chief Minister Dr. Mohan Yadav sought the Acharya's blessings and formally declared him a "rajkiya atithi" (state guest). The CM also announced plans for a special one-day session of the Madhya Pradesh Legislative Assembly to include the Acharya's pravachan (an exact date for that session was not confirmed in available coverage).</w:t>
       </w:r>
     </w:p>
     <w:p>
@@ -956,7 +973,7 @@
           <w:sz w:val="25"/>
           <w:szCs w:val="25"/>
         </w:rPr>
-        <w:t xml:space="preserve">JITO USA Launches Miami Chapter at Florida International University</w:t>
+        <w:t xml:space="preserve">Acharya (Rashtra Sant) Pulaksagar Ji Maharaj's Chaturmas Formally Begins in Bhilwara; Gyan Ganga Mahotsav Announced</w:t>
       </w:r>
     </w:p>
     <w:p>
@@ -972,7 +989,7 @@
           <w:sz w:val="17"/>
           <w:szCs w:val="17"/>
         </w:rPr>
-        <w:t xml:space="preserve">STEVEN J. GREEN SCHOOL OF INTERNATIONAL AND PUBLIC AFFAIRS, FLORIDA INTERNATIONAL UNIVERSITY, MIAMI, FLORIDA, USA · SOURCE: JITO USA (OFFICIAL) · 2026-08-09</w:t>
+        <w:t xml:space="preserve">CHITRAKOOTDHAM &amp; SURYAMAHAL (SHASTRINAGAR), BHILWARA, RAJASTHAN · SOURCE: PRATAHKAL (MULTIPLE CORROBORATING ARTICLES) · 2026-08-02</w:t>
       </w:r>
       <w:r>
         <w:rPr>
@@ -985,7 +1002,7 @@
         </w:rPr>
         <w:t xml:space="preserve">  →  </w:t>
       </w:r>
-      <w:hyperlink w:history="1" r:id="rIdrbqv_u93cvv55yr1klwlg">
+      <w:hyperlink w:history="1" r:id="rIdlsaxhnq4jdggrt23x2mw8">
         <w:r>
           <w:rPr>
             <w:rFonts w:ascii="Arial" w:cs="Arial" w:eastAsia="Arial" w:hAnsi="Arial"/>
@@ -1011,7 +1028,7 @@
           <w:sz w:val="21"/>
           <w:szCs w:val="21"/>
         </w:rPr>
-        <w:t xml:space="preserve">JITO USA's inaugural Miami chapter launch and charter ceremony, held Sunday August 9 (reported August 11), drew 100+ guests -- community members, families, professionals, youth, and academic partners -- and closed with the installation of the chapter's first Executive Committee and the JITO oath. Dr. Arpit Mehta (Chapter Chairman) and Amit Lunavat (Secretary) welcomed guests, and the newly formed JITO USA Miami ladies' wing performed the Navkar Mantra. The event also referenced FIU's endowed chair in Jain Studies -- the first in the US -- established via JERF with help from FIU alumnus Sapan Bafna.</w:t>
+        <w:t xml:space="preserve">Acharya Pulaksagar Ji Maharaj, who had entered Bhilwara for chaturmas on July 25 with a grand procession, held a Guru Gunanuvad program at Chitrakootdham on August 1, followed by the formal Chaturmasik Mangal Kalash Sthapana on August 2 at 1 PM. Daily chaturmas discourses began August 3, 8:30-10 AM, at Suryamahal, Shastrinagar. He stated that the purpose of tapasya (austerity) is to carry its fruit to the shravak (lay follower) community. A "Gyan Ganga Mahotsav" at Chitrakootdham was announced to run August 15-30, with special sessions planned around Moksh Saptami (Aug 19) and Raksha Bandhan (Aug 28).</w:t>
       </w:r>
     </w:p>
     <w:p>
@@ -1035,7 +1052,7 @@
           <w:sz w:val="25"/>
           <w:szCs w:val="25"/>
         </w:rPr>
-        <w:t xml:space="preserve">JITO Youth E-NSPIRE Summit 2026 Draws Global Participation</w:t>
+        <w:t xml:space="preserve">First-Ever Muni Sangh Chaturmas Hosted in Ramgarh</w:t>
       </w:r>
     </w:p>
     <w:p>
@@ -1051,7 +1068,7 @@
           <w:sz w:val="17"/>
           <w:szCs w:val="17"/>
         </w:rPr>
-        <w:t xml:space="preserve">VIRTUAL / GLOBAL (JITO YOUTH WING) · SOURCE: JITO (OFFICIAL EVENT LISTING) · 2026-08-13</w:t>
+        <w:t xml:space="preserve">DIGAMBAR JAIN MANDIR, MAIN ROAD, RAMGARH, JHARKHAND · SOURCE: PRABHAT KHABAR · 2026-08-05</w:t>
       </w:r>
       <w:r>
         <w:rPr>
@@ -1064,7 +1081,7 @@
         </w:rPr>
         <w:t xml:space="preserve">  →  </w:t>
       </w:r>
-      <w:hyperlink w:history="1" r:id="rId3a25wzroxv6pwnocxzyby">
+      <w:hyperlink w:history="1" r:id="rId69yu0wtgtfdgk5rpkau6a">
         <w:r>
           <w:rPr>
             <w:rFonts w:ascii="Arial" w:cs="Arial" w:eastAsia="Arial" w:hAnsi="Arial"/>
@@ -1090,30 +1107,13 @@
           <w:sz w:val="21"/>
           <w:szCs w:val="21"/>
         </w:rPr>
-        <w:t xml:space="preserve">JITO Youth's E-NSPIRE Summit ran August 13-15 as an immersive global event billed with over 10,000 worldwide participants, 30+ speakers, 10+ workshops, and 10+ engagement and entertainment sessions, registered through jitoenspire.com.</w:t>
-      </w:r>
-    </w:p>
-    <w:p>
-      <w:pPr>
-        <w:pStyle w:val="Heading1"/>
-        <w:spacing w:after="60" w:before="400"/>
-      </w:pPr>
-      <w:r>
-        <w:rPr>
-          <w:rFonts w:ascii="Georgia" w:cs="Georgia" w:eastAsia="Georgia" w:hAnsi="Georgia"/>
-          <w:b/>
-          <w:bCs/>
-          <w:color w:val="1C1712"/>
-          <w:sz w:val="30"/>
-          <w:szCs w:val="30"/>
-        </w:rPr>
-        <w:t xml:space="preserve">Historical Data / Archaeological News</w:t>
-      </w:r>
-    </w:p>
-    <w:p>
-      <w:pPr>
-        <w:pBdr>
-          <w:bottom w:val="single" w:color="D8CDB4" w:sz="4"/>
+        <w:t xml:space="preserve">The Digambar Jain Samaj of Ramgarh performed a Mangal Kalash Sthapana on August 5, marking the first-ever muni sangh chaturmas hosted in the town. The presiding monks, Muni Shri Punyanand Ji and Muni Shri Shubhanand Ji (disciples of Acharya Shri Vasunandi), had already been resident at the jinalaya for about two months prior. Yogesh Sethi, secretary of the Jain Samaj and convenor of the Pawan Varshayog Maha-Samiti, was quoted on the significance of the occasion.</w:t>
+      </w:r>
+    </w:p>
+    <w:p>
+      <w:pPr>
+        <w:pBdr>
+          <w:top w:val="single" w:color="D8CDB4" w:sz="4"/>
         </w:pBdr>
         <w:spacing w:after="160"/>
       </w:pPr>
@@ -1131,7 +1131,7 @@
           <w:sz w:val="25"/>
           <w:szCs w:val="25"/>
         </w:rPr>
-        <w:t xml:space="preserve">Rare Nagini and Garuda Sculptures Unearthed Near Hampi Jain Temple</w:t>
+        <w:t xml:space="preserve">Muni Yogasagar Maharaj Holds His First-Ever Varshayog (Chaturmas) in Rajasthan</w:t>
       </w:r>
     </w:p>
     <w:p>
@@ -1147,7 +1147,7 @@
           <w:sz w:val="17"/>
           <w:szCs w:val="17"/>
         </w:rPr>
-        <w:t xml:space="preserve">HAMPI (BALLARI DISTRICT), KARNATAKA · SOURCE: THE HANS INDIA · 2026-08-10</w:t>
+        <w:t xml:space="preserve">SRI ADINATH DIGAMBAR JAIN PUNYODAY ATISHAY KSHETRA (NASIYAJI, DADABARI), KOTA, RAJASTHAN · SOURCE: PRATAHKAL (TWO CORROBORATING ARTICLES) · 2026-08-09</w:t>
       </w:r>
       <w:r>
         <w:rPr>
@@ -1160,7 +1160,7 @@
         </w:rPr>
         <w:t xml:space="preserve">  →  </w:t>
       </w:r>
-      <w:hyperlink w:history="1" r:id="rId6fpjpfyedzhcel9ucxukw">
+      <w:hyperlink w:history="1" r:id="rIdnxtlf117zjgxgpkk2ppxr">
         <w:r>
           <w:rPr>
             <w:rFonts w:ascii="Arial" w:cs="Arial" w:eastAsia="Arial" w:hAnsi="Arial"/>
@@ -1186,7 +1186,7 @@
           <w:sz w:val="21"/>
           <w:szCs w:val="21"/>
         </w:rPr>
-        <w:t xml:space="preserve">An ASI excavation team recovered two stone sculptures on August 10 near a Jain temple at the Hampi UNESCO World Heritage Site -- one identified as a Nagini (serpent-woman guardian figure, roughly 30x51 cm), the other as Garuda (roughly 32x37 cm), both in fair condition. Experts framed the find as evidence of religious co-existence within the Vijayanagara Empire.</w:t>
+        <w:t xml:space="preserve">A grand Varshayog Kalash Sthapana Mahamahotsav was held on August 9 (a Sunday) under the guidance of Muni Shri 108 Yogasagar Maharaj, reported as his first-ever varshayog/chaturmas stay in Rajasthan. Devotees were reported converging from across the country for the ceremony.</w:t>
       </w:r>
     </w:p>
     <w:p>
@@ -1210,7 +1210,7 @@
           <w:sz w:val="25"/>
           <w:szCs w:val="25"/>
         </w:rPr>
-        <w:t xml:space="preserve">12th-Century Jain Inscription Found, Pointing to a Lost Vijay Parshvanath Temple</w:t>
+        <w:t xml:space="preserve">Muni Sudhasagar Ji Maharaj Delivers Special Guidance Address to Youth in Indore</w:t>
       </w:r>
     </w:p>
     <w:p>
@@ -1226,7 +1226,7 @@
           <w:sz w:val="17"/>
           <w:szCs w:val="17"/>
         </w:rPr>
-        <w:t xml:space="preserve">ACHALER VILLAGE, LOHARA TALUKA, DHARASHIV (OSMANABAD) DISTRICT, MAHARASHTRA · SOURCE: FREE PRESS JOURNAL · 2026-08-06</w:t>
+        <w:t xml:space="preserve">RISHABH SABHAGRIH, ADINATH JINALAYA, CHHATRAPATI NAGAR, INDORE, MADHYA PRADESH · SOURCE: PALIWALWANI · 2026-08-09</w:t>
       </w:r>
       <w:r>
         <w:rPr>
@@ -1239,7 +1239,7 @@
         </w:rPr>
         <w:t xml:space="preserve">  →  </w:t>
       </w:r>
-      <w:hyperlink w:history="1" r:id="rIdu1xn_x1tdjnoroq73vvjl">
+      <w:hyperlink w:history="1" r:id="rIdqoggoam1kheac5qxothd2">
         <w:r>
           <w:rPr>
             <w:rFonts w:ascii="Arial" w:cs="Arial" w:eastAsia="Arial" w:hAnsi="Arial"/>
@@ -1265,7 +1265,7 @@
           <w:sz w:val="21"/>
           <w:szCs w:val="21"/>
         </w:rPr>
-        <w:t xml:space="preserve">A two-line Hale Kannada/Sanskrit inscription was found embedded in a step-wall at the Mallikarjun Temple on August 6, identified by independent inscription researcher Krushna Gudade. It records the construction of a "Vijay Parshvanath Jinalaya" (Jain temple/basadi) by monk Subhasena Muni of the Yapaniya Sangha. A Parshvanath Tirthankara idol still stands at the site, supporting the reading that a Jain religious centre once stood there.</w:t>
+        <w:t xml:space="preserve">Muni Pungav Shri 108 Sudhasagar Ji Maharaj -- referred to as "Mahashraman of Shraman culture" -- delivered a special guidance discourse to youth on Dharma, Sanskriti (tradition), and Rashtra Nirman (nation-building) on Sunday, August 9, jointly organised by Sakal Digambar Jain Dharm Prabhavana Samiti Indore and Sakal Jain Samaj Indore.</w:t>
       </w:r>
     </w:p>
     <w:p>
@@ -1289,7 +1289,7 @@
           <w:sz w:val="25"/>
           <w:szCs w:val="25"/>
         </w:rPr>
-        <w:t xml:space="preserve">11th-Century Inscription Referencing Jainism and a Basadi Found at Dundigal Temple</w:t>
+        <w:t xml:space="preserve">Two-Day Pattavibhushan Sanskar Mahotsav Held for Acharya Prasannasagar Ji at Pushpagiri Tirth</w:t>
       </w:r>
     </w:p>
     <w:p>
@@ -1305,7 +1305,7 @@
           <w:sz w:val="17"/>
           <w:szCs w:val="17"/>
         </w:rPr>
-        <w:t xml:space="preserve">DUNDIGAL, MEDCHAL DISTRICT, TELANGANA · SOURCE: DECCAN CHRONICLE; CORROBORATED BY TELANGANA TODAY · 2026-08-18</w:t>
+        <w:t xml:space="preserve">PUSHPAGIRI JAIN TIRTH (NEAR SONKATCH, INDORE-BHOPAL ROAD), MADHYA PRADESH · SOURCE: PALIWALWANI · 2026-08-15</w:t>
       </w:r>
       <w:r>
         <w:rPr>
@@ -1318,7 +1318,7 @@
         </w:rPr>
         <w:t xml:space="preserve">  →  </w:t>
       </w:r>
-      <w:hyperlink w:history="1" r:id="rIdq7aa_c2fm36h-zq5komla">
+      <w:hyperlink w:history="1" r:id="rIdahxi_b25mtibugdoa9llc">
         <w:r>
           <w:rPr>
             <w:rFonts w:ascii="Arial" w:cs="Arial" w:eastAsia="Arial" w:hAnsi="Arial"/>
@@ -1344,7 +1344,1469 @@
           <w:sz w:val="21"/>
           <w:szCs w:val="21"/>
         </w:rPr>
+        <w:t xml:space="preserve">A two-day "Pattavibhushan Sanskar Mahotsav" -- a ceremonial monastic title-conferral observance -- was held August 15-16 for Acharya Shri 108 Prasannasagar Ji Maharaj at Pushpagiri Jain Tirth, under the guidance of the tirth's founder-guide, Ganacharya Shri 108 Pushpadant Sagar Ji Maharaj, organised by Antarmana Dharmik evam Parmarthik Nyas, Pushpagiri Tirth.</w:t>
+      </w:r>
+    </w:p>
+    <w:p>
+      <w:pPr>
+        <w:pStyle w:val="Heading1"/>
+        <w:spacing w:after="60" w:before="400"/>
+      </w:pPr>
+      <w:r>
+        <w:rPr>
+          <w:rFonts w:ascii="Georgia" w:cs="Georgia" w:eastAsia="Georgia" w:hAnsi="Georgia"/>
+          <w:b/>
+          <w:bCs/>
+          <w:color w:val="1C1712"/>
+          <w:sz w:val="30"/>
+          <w:szCs w:val="30"/>
+        </w:rPr>
+        <w:t xml:space="preserve">New Temples &amp; Tirth Renovation</w:t>
+      </w:r>
+    </w:p>
+    <w:p>
+      <w:pPr>
+        <w:pBdr>
+          <w:bottom w:val="single" w:color="D8CDB4" w:sz="4"/>
+        </w:pBdr>
+        <w:spacing w:after="160"/>
+      </w:pPr>
+    </w:p>
+    <w:p>
+      <w:pPr>
+        <w:spacing w:after="60" w:before="120"/>
+      </w:pPr>
+      <w:r>
+        <w:rPr>
+          <w:rFonts w:ascii="Georgia" w:cs="Georgia" w:eastAsia="Georgia" w:hAnsi="Georgia"/>
+          <w:b/>
+          <w:bCs/>
+          <w:color w:val="1C1712"/>
+          <w:sz w:val="25"/>
+          <w:szCs w:val="25"/>
+        </w:rPr>
+        <w:t xml:space="preserve">Bhoomi Pujan and Shilanyas for New Jain Temple in Sri Dungargarh</w:t>
+      </w:r>
+    </w:p>
+    <w:p>
+      <w:pPr>
+        <w:spacing w:after="40"/>
+      </w:pPr>
+      <w:r>
+        <w:rPr>
+          <w:rFonts w:ascii="Arial" w:cs="Arial" w:eastAsia="Arial" w:hAnsi="Arial"/>
+          <w:b/>
+          <w:bCs/>
+          <w:color w:val="B9541F"/>
+          <w:sz w:val="17"/>
+          <w:szCs w:val="17"/>
+        </w:rPr>
+        <w:t xml:space="preserve">KALUBAS, SRI DUNGARGARH, BIKANER DISTRICT, RAJASTHAN · SOURCE: SRIDUNGARGARHTIMES (PRE- AND POST-EVENT COVERAGE) · 2026-08-19</w:t>
+      </w:r>
+      <w:r>
+        <w:rPr>
+          <w:rFonts w:ascii="Arial" w:cs="Arial" w:eastAsia="Arial" w:hAnsi="Arial"/>
+          <w:b/>
+          <w:bCs/>
+          <w:color w:val="B9541F"/>
+          <w:sz w:val="17"/>
+          <w:szCs w:val="17"/>
+        </w:rPr>
+        <w:t xml:space="preserve">  →  </w:t>
+      </w:r>
+      <w:hyperlink w:history="1" r:id="rIdjndsqwlk8iejyzjpqdqpz">
+        <w:r>
+          <w:rPr>
+            <w:rFonts w:ascii="Arial" w:cs="Arial" w:eastAsia="Arial" w:hAnsi="Arial"/>
+            <w:b/>
+            <w:bCs/>
+            <w:color w:val="1155CC"/>
+            <w:sz w:val="17"/>
+            <w:szCs w:val="17"/>
+            <w:u w:val="single"/>
+          </w:rPr>
+          <w:t xml:space="preserve">READ FULL ARTICLE</w:t>
+        </w:r>
+      </w:hyperlink>
+    </w:p>
+    <w:p>
+      <w:pPr>
+        <w:spacing w:after="80"/>
+      </w:pPr>
+      <w:r>
+        <w:rPr>
+          <w:rFonts w:ascii="Arial" w:cs="Arial" w:eastAsia="Arial" w:hAnsi="Arial"/>
+          <w:color w:val="33291F"/>
+          <w:sz w:val="21"/>
+          <w:szCs w:val="21"/>
+        </w:rPr>
+        <w:t xml:space="preserve">Under Sri Oswal Panchayat, a ceremonial procession (shobhayatra) departed around 9 AM from the Panchayat premises on August 19, carrying the foundation stone through the town's main routes to the proposed temple site in Kalubas, where Bhoomi Pujan and Shilanyas were performed for a new Jain temple to be built in the traditional Jain architectural style.</w:t>
+      </w:r>
+    </w:p>
+    <w:p>
+      <w:pPr>
+        <w:pBdr>
+          <w:top w:val="single" w:color="D8CDB4" w:sz="4"/>
+        </w:pBdr>
+        <w:spacing w:after="160"/>
+      </w:pPr>
+    </w:p>
+    <w:p>
+      <w:pPr>
+        <w:spacing w:after="60" w:before="120"/>
+      </w:pPr>
+      <w:r>
+        <w:rPr>
+          <w:rFonts w:ascii="Georgia" w:cs="Georgia" w:eastAsia="Georgia" w:hAnsi="Georgia"/>
+          <w:b/>
+          <w:bCs/>
+          <w:color w:val="1C1712"/>
+          <w:sz w:val="25"/>
+          <w:szCs w:val="25"/>
+        </w:rPr>
+        <w:t xml:space="preserve">Yaksha-Yakshi Sthapana and Bhoomi Shilanyas for New Monks' Residence at Javas's Adinath Temple</w:t>
+      </w:r>
+    </w:p>
+    <w:p>
+      <w:pPr>
+        <w:spacing w:after="40"/>
+      </w:pPr>
+      <w:r>
+        <w:rPr>
+          <w:rFonts w:ascii="Arial" w:cs="Arial" w:eastAsia="Arial" w:hAnsi="Arial"/>
+          <w:b/>
+          <w:bCs/>
+          <w:color w:val="B9541F"/>
+          <w:sz w:val="17"/>
+          <w:szCs w:val="17"/>
+        </w:rPr>
+        <w:t xml:space="preserve">JAVAS (JAWAS), KHERWARA TEHSIL, UDAIPUR DISTRICT, RAJASTHAN · SOURCE: PRATAHKAL (PRE- AND POST-EVENT COVERAGE) · 2026-08-30</w:t>
+      </w:r>
+      <w:r>
+        <w:rPr>
+          <w:rFonts w:ascii="Arial" w:cs="Arial" w:eastAsia="Arial" w:hAnsi="Arial"/>
+          <w:b/>
+          <w:bCs/>
+          <w:color w:val="B9541F"/>
+          <w:sz w:val="17"/>
+          <w:szCs w:val="17"/>
+        </w:rPr>
+        <w:t xml:space="preserve">  →  </w:t>
+      </w:r>
+      <w:hyperlink w:history="1" r:id="rIdlojqk2ss1zjxxsbenl-tj">
+        <w:r>
+          <w:rPr>
+            <w:rFonts w:ascii="Arial" w:cs="Arial" w:eastAsia="Arial" w:hAnsi="Arial"/>
+            <w:b/>
+            <w:bCs/>
+            <w:color w:val="1155CC"/>
+            <w:sz w:val="17"/>
+            <w:szCs w:val="17"/>
+            <w:u w:val="single"/>
+          </w:rPr>
+          <w:t xml:space="preserve">READ FULL ARTICLE</w:t>
+        </w:r>
+      </w:hyperlink>
+    </w:p>
+    <w:p>
+      <w:pPr>
+        <w:spacing w:after="80"/>
+      </w:pPr>
+      <w:r>
+        <w:rPr>
+          <w:rFonts w:ascii="Arial" w:cs="Arial" w:eastAsia="Arial" w:hAnsi="Arial"/>
+          <w:color w:val="33291F"/>
+          <w:sz w:val="21"/>
+          <w:szCs w:val="21"/>
+        </w:rPr>
+        <w:t xml:space="preserve">At Sri 1008 Adinath Digambar Jain Temple, a Yaksha-Yakshi Sthapana (protector-deity installation) and Bhoomi Shilanyas (foundation-stone laying) for the new "Adinath Nilayam Vasatika" (monks' residence) were held August 30, organised by the Adinath Trust Board (Jawas) together with the All India Digambar Jain Yuva Parishad, Rishabhdev, with chief officiant Sudhir Ji Matand. A post-event report published August 31 put attendance at roughly 1,400 devotees.</w:t>
+      </w:r>
+    </w:p>
+    <w:p>
+      <w:pPr>
+        <w:pStyle w:val="Heading1"/>
+        <w:spacing w:after="60" w:before="400"/>
+      </w:pPr>
+      <w:r>
+        <w:rPr>
+          <w:rFonts w:ascii="Georgia" w:cs="Georgia" w:eastAsia="Georgia" w:hAnsi="Georgia"/>
+          <w:b/>
+          <w:bCs/>
+          <w:color w:val="1C1712"/>
+          <w:sz w:val="30"/>
+          <w:szCs w:val="30"/>
+        </w:rPr>
+        <w:t xml:space="preserve">Other Community News / Announcements</w:t>
+      </w:r>
+    </w:p>
+    <w:p>
+      <w:pPr>
+        <w:pBdr>
+          <w:bottom w:val="single" w:color="D8CDB4" w:sz="4"/>
+        </w:pBdr>
+        <w:spacing w:after="160"/>
+      </w:pPr>
+    </w:p>
+    <w:p>
+      <w:pPr>
+        <w:spacing w:after="60" w:before="120"/>
+      </w:pPr>
+      <w:r>
+        <w:rPr>
+          <w:rFonts w:ascii="Georgia" w:cs="Georgia" w:eastAsia="Georgia" w:hAnsi="Georgia"/>
+          <w:b/>
+          <w:bCs/>
+          <w:color w:val="1C1712"/>
+          <w:sz w:val="25"/>
+          <w:szCs w:val="25"/>
+        </w:rPr>
+        <w:t xml:space="preserve">80th Independence Day Observed at Gunayatan Under Muni Praman Sagar Ji Maharaj's Sangh</w:t>
+      </w:r>
+    </w:p>
+    <w:p>
+      <w:pPr>
+        <w:spacing w:after="40"/>
+      </w:pPr>
+      <w:r>
+        <w:rPr>
+          <w:rFonts w:ascii="Arial" w:cs="Arial" w:eastAsia="Arial" w:hAnsi="Arial"/>
+          <w:b/>
+          <w:bCs/>
+          <w:color w:val="B9541F"/>
+          <w:sz w:val="17"/>
+          <w:szCs w:val="17"/>
+        </w:rPr>
+        <w:t xml:space="preserve">GUNAYATAN, NEAR SHIKHARJI, JHARKHAND · SOURCE: MUNI PRAMAN SAGAR JI'S OFFICIAL SITE (MUNIPRAMANSAGAR.NET) · 2026-08-15</w:t>
+      </w:r>
+      <w:r>
+        <w:rPr>
+          <w:rFonts w:ascii="Arial" w:cs="Arial" w:eastAsia="Arial" w:hAnsi="Arial"/>
+          <w:b/>
+          <w:bCs/>
+          <w:color w:val="B9541F"/>
+          <w:sz w:val="17"/>
+          <w:szCs w:val="17"/>
+        </w:rPr>
+        <w:t xml:space="preserve">  →  </w:t>
+      </w:r>
+      <w:hyperlink w:history="1" r:id="rIddqfru4wy3wsto1wt7x30t">
+        <w:r>
+          <w:rPr>
+            <w:rFonts w:ascii="Arial" w:cs="Arial" w:eastAsia="Arial" w:hAnsi="Arial"/>
+            <w:b/>
+            <w:bCs/>
+            <w:color w:val="1155CC"/>
+            <w:sz w:val="17"/>
+            <w:szCs w:val="17"/>
+            <w:u w:val="single"/>
+          </w:rPr>
+          <w:t xml:space="preserve">READ FULL ARTICLE</w:t>
+        </w:r>
+      </w:hyperlink>
+    </w:p>
+    <w:p>
+      <w:pPr>
+        <w:spacing w:after="80"/>
+      </w:pPr>
+      <w:r>
+        <w:rPr>
+          <w:rFonts w:ascii="Arial" w:cs="Arial" w:eastAsia="Arial" w:hAnsi="Arial"/>
+          <w:color w:val="33291F"/>
+          <w:sz w:val="21"/>
+          <w:szCs w:val="21"/>
+        </w:rPr>
+        <w:t xml:space="preserve">A flag-hoisting (dhvajarohan) ceremony and cultural programs were held at Gunayatan on August 15 under the sanidhya (holy presence) of Muni Praman Sagar Ji Maharaj and his monastic sangh, marking India's 80th Independence Day.</w:t>
+      </w:r>
+    </w:p>
+    <w:p>
+      <w:pPr>
+        <w:pBdr>
+          <w:top w:val="single" w:color="D8CDB4" w:sz="4"/>
+        </w:pBdr>
+        <w:spacing w:after="160"/>
+      </w:pPr>
+    </w:p>
+    <w:p>
+      <w:pPr>
+        <w:spacing w:after="60" w:before="120"/>
+      </w:pPr>
+      <w:r>
+        <w:rPr>
+          <w:rFonts w:ascii="Georgia" w:cs="Georgia" w:eastAsia="Georgia" w:hAnsi="Georgia"/>
+          <w:b/>
+          <w:bCs/>
+          <w:color w:val="1C1712"/>
+          <w:sz w:val="25"/>
+          <w:szCs w:val="25"/>
+        </w:rPr>
+        <w:t xml:space="preserve">"Rashtrahit par Vichar Goshthi evam Samman Samaroh" Honours Distinguished Jain Community Members in Lucknow</w:t>
+      </w:r>
+    </w:p>
+    <w:p>
+      <w:pPr>
+        <w:spacing w:after="40"/>
+      </w:pPr>
+      <w:r>
+        <w:rPr>
+          <w:rFonts w:ascii="Arial" w:cs="Arial" w:eastAsia="Arial" w:hAnsi="Arial"/>
+          <w:b/>
+          <w:bCs/>
+          <w:color w:val="B9541F"/>
+          <w:sz w:val="17"/>
+          <w:szCs w:val="17"/>
+        </w:rPr>
+        <w:t xml:space="preserve">RAJLAXMI PALACE, ASHIYANA CHAURAHA, LDA COLONY, KANPUR ROAD, LUCKNOW, UTTAR PRADESH · SOURCE: AMAR BHARTI MEDIA GROUP; CORROBORATED BY HARIBHOOMI · 2026-08-09</w:t>
+      </w:r>
+      <w:r>
+        <w:rPr>
+          <w:rFonts w:ascii="Arial" w:cs="Arial" w:eastAsia="Arial" w:hAnsi="Arial"/>
+          <w:b/>
+          <w:bCs/>
+          <w:color w:val="B9541F"/>
+          <w:sz w:val="17"/>
+          <w:szCs w:val="17"/>
+        </w:rPr>
+        <w:t xml:space="preserve">  →  </w:t>
+      </w:r>
+      <w:hyperlink w:history="1" r:id="rId71g67cporocwkyb_qei_h">
+        <w:r>
+          <w:rPr>
+            <w:rFonts w:ascii="Arial" w:cs="Arial" w:eastAsia="Arial" w:hAnsi="Arial"/>
+            <w:b/>
+            <w:bCs/>
+            <w:color w:val="1155CC"/>
+            <w:sz w:val="17"/>
+            <w:szCs w:val="17"/>
+            <w:u w:val="single"/>
+          </w:rPr>
+          <w:t xml:space="preserve">READ FULL ARTICLE</w:t>
+        </w:r>
+      </w:hyperlink>
+    </w:p>
+    <w:p>
+      <w:pPr>
+        <w:spacing w:after="80"/>
+      </w:pPr>
+      <w:r>
+        <w:rPr>
+          <w:rFonts w:ascii="Arial" w:cs="Arial" w:eastAsia="Arial" w:hAnsi="Arial"/>
+          <w:color w:val="33291F"/>
+          <w:sz w:val="21"/>
+          <w:szCs w:val="21"/>
+        </w:rPr>
+        <w:t xml:space="preserve">Held as part of the ongoing Ashiyana Digambar Jain Mandir chaturmas programming, this August 9 (Sunday) event at Rajlaxmi Palace combined a discussion session on national interest with a felicitation ceremony. Distinguished members of the Lucknow Jain community -- chartered accountants, doctors, lawyers, professors, engineers, and government officials -- were honoured for their contributions to society and the nation.</w:t>
+      </w:r>
+    </w:p>
+    <w:p>
+      <w:pPr>
+        <w:pStyle w:val="Heading1"/>
+        <w:spacing w:after="60" w:before="400"/>
+      </w:pPr>
+      <w:r>
+        <w:rPr>
+          <w:rFonts w:ascii="Georgia" w:cs="Georgia" w:eastAsia="Georgia" w:hAnsi="Georgia"/>
+          <w:b/>
+          <w:bCs/>
+          <w:color w:val="1C1712"/>
+          <w:sz w:val="30"/>
+          <w:szCs w:val="30"/>
+        </w:rPr>
+        <w:t xml:space="preserve">Jain Leadership / Forums</w:t>
+      </w:r>
+    </w:p>
+    <w:p>
+      <w:pPr>
+        <w:pBdr>
+          <w:bottom w:val="single" w:color="D8CDB4" w:sz="4"/>
+        </w:pBdr>
+        <w:spacing w:after="160"/>
+      </w:pPr>
+    </w:p>
+    <w:p>
+      <w:pPr>
+        <w:spacing w:after="60" w:before="120"/>
+      </w:pPr>
+      <w:r>
+        <w:rPr>
+          <w:rFonts w:ascii="Georgia" w:cs="Georgia" w:eastAsia="Georgia" w:hAnsi="Georgia"/>
+          <w:b/>
+          <w:bCs/>
+          <w:color w:val="1C1712"/>
+          <w:sz w:val="25"/>
+          <w:szCs w:val="25"/>
+        </w:rPr>
+        <w:t xml:space="preserve">Suresh Kumar Seth Elected President of Shrimal Seth Achalgachh Jain Shri Sangh</w:t>
+      </w:r>
+    </w:p>
+    <w:p>
+      <w:pPr>
+        <w:spacing w:after="40"/>
+      </w:pPr>
+      <w:r>
+        <w:rPr>
+          <w:rFonts w:ascii="Arial" w:cs="Arial" w:eastAsia="Arial" w:hAnsi="Arial"/>
+          <w:b/>
+          <w:bCs/>
+          <w:color w:val="B9541F"/>
+          <w:sz w:val="17"/>
+          <w:szCs w:val="17"/>
+        </w:rPr>
+        <w:t xml:space="preserve">UDAIPUR, RAJASTHAN · SOURCE: UDAIPUR VIEWS · 2026-08-23</w:t>
+      </w:r>
+      <w:r>
+        <w:rPr>
+          <w:rFonts w:ascii="Arial" w:cs="Arial" w:eastAsia="Arial" w:hAnsi="Arial"/>
+          <w:b/>
+          <w:bCs/>
+          <w:color w:val="B9541F"/>
+          <w:sz w:val="17"/>
+          <w:szCs w:val="17"/>
+        </w:rPr>
+        <w:t xml:space="preserve">  →  </w:t>
+      </w:r>
+      <w:hyperlink w:history="1" r:id="rIdfceeikngd4yu-qurlby_f">
+        <w:r>
+          <w:rPr>
+            <w:rFonts w:ascii="Arial" w:cs="Arial" w:eastAsia="Arial" w:hAnsi="Arial"/>
+            <w:b/>
+            <w:bCs/>
+            <w:color w:val="1155CC"/>
+            <w:sz w:val="17"/>
+            <w:szCs w:val="17"/>
+            <w:u w:val="single"/>
+          </w:rPr>
+          <w:t xml:space="preserve">READ FULL ARTICLE</w:t>
+        </w:r>
+      </w:hyperlink>
+    </w:p>
+    <w:p>
+      <w:pPr>
+        <w:spacing w:after="80"/>
+      </w:pPr>
+      <w:r>
+        <w:rPr>
+          <w:rFonts w:ascii="Arial" w:cs="Arial" w:eastAsia="Arial" w:hAnsi="Arial"/>
+          <w:color w:val="33291F"/>
+          <w:sz w:val="21"/>
+          <w:szCs w:val="21"/>
+        </w:rPr>
+        <w:t xml:space="preserve">Suresh Kumar Seth won the presidency of Shri Shrimal Seth Achalgachh Jain Shwetambar Murtipujak Shri Sangh, Udaipur, on August 23, with 158 votes (62.45% of votes cast) -- a winning margin of 63 votes. The full elected slate: Suresh Kumar Seth (President), Sunil Kumar Seth (Secretary), Lalit Kumar Seth (Vice President), and a second individual also named Suresh Kumar Seth (Treasurer). The newly elected office bearers took their oath of office on August 30.</w:t>
+      </w:r>
+    </w:p>
+    <w:p>
+      <w:pPr>
+        <w:pStyle w:val="Heading1"/>
+        <w:spacing w:after="60" w:before="400"/>
+      </w:pPr>
+      <w:r>
+        <w:rPr>
+          <w:rFonts w:ascii="Georgia" w:cs="Georgia" w:eastAsia="Georgia" w:hAnsi="Georgia"/>
+          <w:b/>
+          <w:bCs/>
+          <w:color w:val="1C1712"/>
+          <w:sz w:val="30"/>
+          <w:szCs w:val="30"/>
+        </w:rPr>
+        <w:t xml:space="preserve">Jain Business &amp; Trade</w:t>
+      </w:r>
+    </w:p>
+    <w:p>
+      <w:pPr>
+        <w:pBdr>
+          <w:bottom w:val="single" w:color="D8CDB4" w:sz="4"/>
+        </w:pBdr>
+        <w:spacing w:after="160"/>
+      </w:pPr>
+    </w:p>
+    <w:p>
+      <w:pPr>
+        <w:spacing w:after="60" w:before="120"/>
+      </w:pPr>
+      <w:r>
+        <w:rPr>
+          <w:rFonts w:ascii="Georgia" w:cs="Georgia" w:eastAsia="Georgia" w:hAnsi="Georgia"/>
+          <w:b/>
+          <w:bCs/>
+          <w:color w:val="1C1712"/>
+          <w:sz w:val="25"/>
+          <w:szCs w:val="25"/>
+        </w:rPr>
+        <w:t xml:space="preserve">JITO USA's Washington DC Chapter Hosts "Creating Breakthrough Results" Masterclass With TEOCO Founder Atul Jain</w:t>
+      </w:r>
+    </w:p>
+    <w:p>
+      <w:pPr>
+        <w:spacing w:after="40"/>
+      </w:pPr>
+      <w:r>
+        <w:rPr>
+          <w:rFonts w:ascii="Arial" w:cs="Arial" w:eastAsia="Arial" w:hAnsi="Arial"/>
+          <w:b/>
+          <w:bCs/>
+          <w:color w:val="B9541F"/>
+          <w:sz w:val="17"/>
+          <w:szCs w:val="17"/>
+        </w:rPr>
+        <w:t xml:space="preserve">TEOCO HEADQUARTERS, FAIRFAX, VIRGINIA, USA · SOURCE: JITO USA; CORROBORATED BY SOUTH ASIAN HERALD AND NEW INDIA ABROAD · 2026-08-02</w:t>
+      </w:r>
+      <w:r>
+        <w:rPr>
+          <w:rFonts w:ascii="Arial" w:cs="Arial" w:eastAsia="Arial" w:hAnsi="Arial"/>
+          <w:b/>
+          <w:bCs/>
+          <w:color w:val="B9541F"/>
+          <w:sz w:val="17"/>
+          <w:szCs w:val="17"/>
+        </w:rPr>
+        <w:t xml:space="preserve">  →  </w:t>
+      </w:r>
+      <w:hyperlink w:history="1" r:id="rId_0kmkayndz2mkd4o4kfdg">
+        <w:r>
+          <w:rPr>
+            <w:rFonts w:ascii="Arial" w:cs="Arial" w:eastAsia="Arial" w:hAnsi="Arial"/>
+            <w:b/>
+            <w:bCs/>
+            <w:color w:val="1155CC"/>
+            <w:sz w:val="17"/>
+            <w:szCs w:val="17"/>
+            <w:u w:val="single"/>
+          </w:rPr>
+          <w:t xml:space="preserve">READ FULL ARTICLE</w:t>
+        </w:r>
+      </w:hyperlink>
+    </w:p>
+    <w:p>
+      <w:pPr>
+        <w:spacing w:after="80"/>
+      </w:pPr>
+      <w:r>
+        <w:rPr>
+          <w:rFonts w:ascii="Arial" w:cs="Arial" w:eastAsia="Arial" w:hAnsi="Arial"/>
+          <w:color w:val="33291F"/>
+          <w:sz w:val="21"/>
+          <w:szCs w:val="21"/>
+        </w:rPr>
+        <w:t xml:space="preserve">JITO USA's Washington DC-metro chapter hosted a workshop on August 2 led by Atul Jain, Founder and CEO of TEOCO, drawing executives, community leaders, and professionals from the region. Jain defined a "breakthrough" as a 5x-10x shift rather than a marginal 10% gain, drawing on both business strategy and Jain philosophy for his framework.</w:t>
+      </w:r>
+    </w:p>
+    <w:p>
+      <w:pPr>
+        <w:pBdr>
+          <w:top w:val="single" w:color="D8CDB4" w:sz="4"/>
+        </w:pBdr>
+        <w:spacing w:after="160"/>
+      </w:pPr>
+    </w:p>
+    <w:p>
+      <w:pPr>
+        <w:spacing w:after="60" w:before="120"/>
+      </w:pPr>
+      <w:r>
+        <w:rPr>
+          <w:rFonts w:ascii="Georgia" w:cs="Georgia" w:eastAsia="Georgia" w:hAnsi="Georgia"/>
+          <w:b/>
+          <w:bCs/>
+          <w:color w:val="1C1712"/>
+          <w:sz w:val="25"/>
+          <w:szCs w:val="25"/>
+        </w:rPr>
+        <w:t xml:space="preserve">JITO Chennai Runs Mega Employment &amp; Empowerment Drive for Divyang (Specially-Abled) Individuals</w:t>
+      </w:r>
+    </w:p>
+    <w:p>
+      <w:pPr>
+        <w:spacing w:after="40"/>
+      </w:pPr>
+      <w:r>
+        <w:rPr>
+          <w:rFonts w:ascii="Arial" w:cs="Arial" w:eastAsia="Arial" w:hAnsi="Arial"/>
+          <w:b/>
+          <w:bCs/>
+          <w:color w:val="B9541F"/>
+          <w:sz w:val="17"/>
+          <w:szCs w:val="17"/>
+        </w:rPr>
+        <w:t xml:space="preserve">CHENNAI, TAMIL NADU · SOURCE: INDIASTARSNOW · 2026-08-06</w:t>
+      </w:r>
+      <w:r>
+        <w:rPr>
+          <w:rFonts w:ascii="Arial" w:cs="Arial" w:eastAsia="Arial" w:hAnsi="Arial"/>
+          <w:b/>
+          <w:bCs/>
+          <w:color w:val="B9541F"/>
+          <w:sz w:val="17"/>
+          <w:szCs w:val="17"/>
+        </w:rPr>
+        <w:t xml:space="preserve">  →  </w:t>
+      </w:r>
+      <w:hyperlink w:history="1" r:id="rIdmrxodsq3iruys2qauurc6">
+        <w:r>
+          <w:rPr>
+            <w:rFonts w:ascii="Arial" w:cs="Arial" w:eastAsia="Arial" w:hAnsi="Arial"/>
+            <w:b/>
+            <w:bCs/>
+            <w:color w:val="1155CC"/>
+            <w:sz w:val="17"/>
+            <w:szCs w:val="17"/>
+            <w:u w:val="single"/>
+          </w:rPr>
+          <w:t xml:space="preserve">READ FULL ARTICLE</w:t>
+        </w:r>
+      </w:hyperlink>
+    </w:p>
+    <w:p>
+      <w:pPr>
+        <w:spacing w:after="80"/>
+      </w:pPr>
+      <w:r>
+        <w:rPr>
+          <w:rFonts w:ascii="Arial" w:cs="Arial" w:eastAsia="Arial" w:hAnsi="Arial"/>
+          <w:color w:val="33291F"/>
+          <w:sz w:val="21"/>
+          <w:szCs w:val="21"/>
+        </w:rPr>
+        <w:t xml:space="preserve">JITO Chennai Chapter, through its JITO Jobs initiative, organised a mega employment and empowerment drive on August 6 aimed at connecting Divyang (specially-abled) individuals with employment opportunities.</w:t>
+      </w:r>
+    </w:p>
+    <w:p>
+      <w:pPr>
+        <w:pBdr>
+          <w:top w:val="single" w:color="D8CDB4" w:sz="4"/>
+        </w:pBdr>
+        <w:spacing w:after="160"/>
+      </w:pPr>
+    </w:p>
+    <w:p>
+      <w:pPr>
+        <w:spacing w:after="60" w:before="120"/>
+      </w:pPr>
+      <w:r>
+        <w:rPr>
+          <w:rFonts w:ascii="Georgia" w:cs="Georgia" w:eastAsia="Georgia" w:hAnsi="Georgia"/>
+          <w:b/>
+          <w:bCs/>
+          <w:color w:val="1C1712"/>
+          <w:sz w:val="25"/>
+          <w:szCs w:val="25"/>
+        </w:rPr>
+        <w:t xml:space="preserve">JITO USA Launches Miami Chapter at Florida International University</w:t>
+      </w:r>
+    </w:p>
+    <w:p>
+      <w:pPr>
+        <w:spacing w:after="40"/>
+      </w:pPr>
+      <w:r>
+        <w:rPr>
+          <w:rFonts w:ascii="Arial" w:cs="Arial" w:eastAsia="Arial" w:hAnsi="Arial"/>
+          <w:b/>
+          <w:bCs/>
+          <w:color w:val="B9541F"/>
+          <w:sz w:val="17"/>
+          <w:szCs w:val="17"/>
+        </w:rPr>
+        <w:t xml:space="preserve">STEVEN J. GREEN SCHOOL OF INTERNATIONAL AND PUBLIC AFFAIRS, FLORIDA INTERNATIONAL UNIVERSITY, MIAMI, FLORIDA, USA · SOURCE: JITO USA (OFFICIAL) · 2026-08-09</w:t>
+      </w:r>
+      <w:r>
+        <w:rPr>
+          <w:rFonts w:ascii="Arial" w:cs="Arial" w:eastAsia="Arial" w:hAnsi="Arial"/>
+          <w:b/>
+          <w:bCs/>
+          <w:color w:val="B9541F"/>
+          <w:sz w:val="17"/>
+          <w:szCs w:val="17"/>
+        </w:rPr>
+        <w:t xml:space="preserve">  →  </w:t>
+      </w:r>
+      <w:hyperlink w:history="1" r:id="rIdiukxnmobwsc9pchpan2wu">
+        <w:r>
+          <w:rPr>
+            <w:rFonts w:ascii="Arial" w:cs="Arial" w:eastAsia="Arial" w:hAnsi="Arial"/>
+            <w:b/>
+            <w:bCs/>
+            <w:color w:val="1155CC"/>
+            <w:sz w:val="17"/>
+            <w:szCs w:val="17"/>
+            <w:u w:val="single"/>
+          </w:rPr>
+          <w:t xml:space="preserve">READ FULL ARTICLE</w:t>
+        </w:r>
+      </w:hyperlink>
+    </w:p>
+    <w:p>
+      <w:pPr>
+        <w:spacing w:after="80"/>
+      </w:pPr>
+      <w:r>
+        <w:rPr>
+          <w:rFonts w:ascii="Arial" w:cs="Arial" w:eastAsia="Arial" w:hAnsi="Arial"/>
+          <w:color w:val="33291F"/>
+          <w:sz w:val="21"/>
+          <w:szCs w:val="21"/>
+        </w:rPr>
+        <w:t xml:space="preserve">JITO USA's inaugural Miami chapter launch and charter ceremony, held Sunday August 9 (reported August 11), drew 100+ guests -- community members, families, professionals, youth, and academic partners -- and closed with the installation of the chapter's first Executive Committee and the JITO oath. Dr. Arpit Mehta (Chapter Chairman) and Amit Lunavat (Secretary) welcomed guests, and the newly formed JITO USA Miami ladies' wing performed the Navkar Mantra. The event also referenced FIU's endowed chair in Jain Studies -- the first in the US -- established via JERF with help from FIU alumnus Sapan Bafna.</w:t>
+      </w:r>
+    </w:p>
+    <w:p>
+      <w:pPr>
+        <w:pBdr>
+          <w:top w:val="single" w:color="D8CDB4" w:sz="4"/>
+        </w:pBdr>
+        <w:spacing w:after="160"/>
+      </w:pPr>
+    </w:p>
+    <w:p>
+      <w:pPr>
+        <w:spacing w:after="60" w:before="120"/>
+      </w:pPr>
+      <w:r>
+        <w:rPr>
+          <w:rFonts w:ascii="Georgia" w:cs="Georgia" w:eastAsia="Georgia" w:hAnsi="Georgia"/>
+          <w:b/>
+          <w:bCs/>
+          <w:color w:val="1C1712"/>
+          <w:sz w:val="25"/>
+          <w:szCs w:val="25"/>
+        </w:rPr>
+        <w:t xml:space="preserve">JITO Youth E-NSPIRE Summit 2026 Draws Global Participation</w:t>
+      </w:r>
+    </w:p>
+    <w:p>
+      <w:pPr>
+        <w:spacing w:after="40"/>
+      </w:pPr>
+      <w:r>
+        <w:rPr>
+          <w:rFonts w:ascii="Arial" w:cs="Arial" w:eastAsia="Arial" w:hAnsi="Arial"/>
+          <w:b/>
+          <w:bCs/>
+          <w:color w:val="B9541F"/>
+          <w:sz w:val="17"/>
+          <w:szCs w:val="17"/>
+        </w:rPr>
+        <w:t xml:space="preserve">VIRTUAL / GLOBAL (JITO YOUTH WING) · SOURCE: JITO (OFFICIAL EVENT LISTING) · 2026-08-13</w:t>
+      </w:r>
+      <w:r>
+        <w:rPr>
+          <w:rFonts w:ascii="Arial" w:cs="Arial" w:eastAsia="Arial" w:hAnsi="Arial"/>
+          <w:b/>
+          <w:bCs/>
+          <w:color w:val="B9541F"/>
+          <w:sz w:val="17"/>
+          <w:szCs w:val="17"/>
+        </w:rPr>
+        <w:t xml:space="preserve">  →  </w:t>
+      </w:r>
+      <w:hyperlink w:history="1" r:id="rIdiruiimxgj91oewxpinavt">
+        <w:r>
+          <w:rPr>
+            <w:rFonts w:ascii="Arial" w:cs="Arial" w:eastAsia="Arial" w:hAnsi="Arial"/>
+            <w:b/>
+            <w:bCs/>
+            <w:color w:val="1155CC"/>
+            <w:sz w:val="17"/>
+            <w:szCs w:val="17"/>
+            <w:u w:val="single"/>
+          </w:rPr>
+          <w:t xml:space="preserve">READ FULL ARTICLE</w:t>
+        </w:r>
+      </w:hyperlink>
+    </w:p>
+    <w:p>
+      <w:pPr>
+        <w:spacing w:after="80"/>
+      </w:pPr>
+      <w:r>
+        <w:rPr>
+          <w:rFonts w:ascii="Arial" w:cs="Arial" w:eastAsia="Arial" w:hAnsi="Arial"/>
+          <w:color w:val="33291F"/>
+          <w:sz w:val="21"/>
+          <w:szCs w:val="21"/>
+        </w:rPr>
+        <w:t xml:space="preserve">JITO Youth's E-NSPIRE Summit ran August 13-15 as an immersive global event billed with over 10,000 worldwide participants, 30+ speakers, 10+ workshops, and 10+ engagement and entertainment sessions, registered through jitoenspire.com.</w:t>
+      </w:r>
+    </w:p>
+    <w:p>
+      <w:pPr>
+        <w:pBdr>
+          <w:top w:val="single" w:color="D8CDB4" w:sz="4"/>
+        </w:pBdr>
+        <w:spacing w:after="160"/>
+      </w:pPr>
+    </w:p>
+    <w:p>
+      <w:pPr>
+        <w:spacing w:after="60" w:before="120"/>
+      </w:pPr>
+      <w:r>
+        <w:rPr>
+          <w:rFonts w:ascii="Georgia" w:cs="Georgia" w:eastAsia="Georgia" w:hAnsi="Georgia"/>
+          <w:b/>
+          <w:bCs/>
+          <w:color w:val="1C1712"/>
+          <w:sz w:val="25"/>
+          <w:szCs w:val="25"/>
+        </w:rPr>
+        <w:t xml:space="preserve">JITO Nagpur Chapter Recognised at "Review 2026"</w:t>
+      </w:r>
+    </w:p>
+    <w:p>
+      <w:pPr>
+        <w:spacing w:after="40"/>
+      </w:pPr>
+      <w:r>
+        <w:rPr>
+          <w:rFonts w:ascii="Arial" w:cs="Arial" w:eastAsia="Arial" w:hAnsi="Arial"/>
+          <w:b/>
+          <w:bCs/>
+          <w:color w:val="B9541F"/>
+          <w:sz w:val="17"/>
+          <w:szCs w:val="17"/>
+        </w:rPr>
+        <w:t xml:space="preserve">BRILLIANT CONVENTION CENTRE, INDORE, MADHYA PRADESH · SOURCE: THE HITAVADA · 2026-08-22</w:t>
+      </w:r>
+      <w:r>
+        <w:rPr>
+          <w:rFonts w:ascii="Arial" w:cs="Arial" w:eastAsia="Arial" w:hAnsi="Arial"/>
+          <w:b/>
+          <w:bCs/>
+          <w:color w:val="B9541F"/>
+          <w:sz w:val="17"/>
+          <w:szCs w:val="17"/>
+        </w:rPr>
+        <w:t xml:space="preserve">  →  </w:t>
+      </w:r>
+      <w:hyperlink w:history="1" r:id="rIdwg_uqib2tjqr3gd4isbhf">
+        <w:r>
+          <w:rPr>
+            <w:rFonts w:ascii="Arial" w:cs="Arial" w:eastAsia="Arial" w:hAnsi="Arial"/>
+            <w:b/>
+            <w:bCs/>
+            <w:color w:val="1155CC"/>
+            <w:sz w:val="17"/>
+            <w:szCs w:val="17"/>
+            <w:u w:val="single"/>
+          </w:rPr>
+          <w:t xml:space="preserve">READ FULL ARTICLE</w:t>
+        </w:r>
+      </w:hyperlink>
+    </w:p>
+    <w:p>
+      <w:pPr>
+        <w:spacing w:after="80"/>
+      </w:pPr>
+      <w:r>
+        <w:rPr>
+          <w:rFonts w:ascii="Arial" w:cs="Arial" w:eastAsia="Arial" w:hAnsi="Arial"/>
+          <w:color w:val="33291F"/>
+          <w:sz w:val="21"/>
+          <w:szCs w:val="21"/>
+        </w:rPr>
+        <w:t xml:space="preserve">At JITO's "Review 2026" event, held August 22-24 at Brilliant Convention Centre, Indore, JITO Apex recognised the JITO Nagpur Chapter for its noteworthy functioning, active participation, and commitment to the organisation, citing its programs on member development, business networking, social participation, youth empowerment, and women's empowerment.</w:t>
+      </w:r>
+    </w:p>
+    <w:p>
+      <w:pPr>
+        <w:pStyle w:val="Heading1"/>
+        <w:spacing w:after="60" w:before="400"/>
+      </w:pPr>
+      <w:r>
+        <w:rPr>
+          <w:rFonts w:ascii="Georgia" w:cs="Georgia" w:eastAsia="Georgia" w:hAnsi="Georgia"/>
+          <w:b/>
+          <w:bCs/>
+          <w:color w:val="1C1712"/>
+          <w:sz w:val="30"/>
+          <w:szCs w:val="30"/>
+        </w:rPr>
+        <w:t xml:space="preserve">Historical Data / Archaeological News</w:t>
+      </w:r>
+    </w:p>
+    <w:p>
+      <w:pPr>
+        <w:pBdr>
+          <w:bottom w:val="single" w:color="D8CDB4" w:sz="4"/>
+        </w:pBdr>
+        <w:spacing w:after="160"/>
+      </w:pPr>
+    </w:p>
+    <w:p>
+      <w:pPr>
+        <w:spacing w:after="60" w:before="120"/>
+      </w:pPr>
+      <w:r>
+        <w:rPr>
+          <w:rFonts w:ascii="Georgia" w:cs="Georgia" w:eastAsia="Georgia" w:hAnsi="Georgia"/>
+          <w:b/>
+          <w:bCs/>
+          <w:color w:val="1C1712"/>
+          <w:sz w:val="25"/>
+          <w:szCs w:val="25"/>
+        </w:rPr>
+        <w:t xml:space="preserve">Rare Nagini and Garuda Sculptures Unearthed Near Hampi Jain Temple</w:t>
+      </w:r>
+    </w:p>
+    <w:p>
+      <w:pPr>
+        <w:spacing w:after="40"/>
+      </w:pPr>
+      <w:r>
+        <w:rPr>
+          <w:rFonts w:ascii="Arial" w:cs="Arial" w:eastAsia="Arial" w:hAnsi="Arial"/>
+          <w:b/>
+          <w:bCs/>
+          <w:color w:val="B9541F"/>
+          <w:sz w:val="17"/>
+          <w:szCs w:val="17"/>
+        </w:rPr>
+        <w:t xml:space="preserve">HAMPI (BALLARI DISTRICT), KARNATAKA · SOURCE: THE HANS INDIA · 2026-08-10</w:t>
+      </w:r>
+      <w:r>
+        <w:rPr>
+          <w:rFonts w:ascii="Arial" w:cs="Arial" w:eastAsia="Arial" w:hAnsi="Arial"/>
+          <w:b/>
+          <w:bCs/>
+          <w:color w:val="B9541F"/>
+          <w:sz w:val="17"/>
+          <w:szCs w:val="17"/>
+        </w:rPr>
+        <w:t xml:space="preserve">  →  </w:t>
+      </w:r>
+      <w:hyperlink w:history="1" r:id="rIdouo_mas1rausg5zo-bb7n">
+        <w:r>
+          <w:rPr>
+            <w:rFonts w:ascii="Arial" w:cs="Arial" w:eastAsia="Arial" w:hAnsi="Arial"/>
+            <w:b/>
+            <w:bCs/>
+            <w:color w:val="1155CC"/>
+            <w:sz w:val="17"/>
+            <w:szCs w:val="17"/>
+            <w:u w:val="single"/>
+          </w:rPr>
+          <w:t xml:space="preserve">READ FULL ARTICLE</w:t>
+        </w:r>
+      </w:hyperlink>
+    </w:p>
+    <w:p>
+      <w:pPr>
+        <w:spacing w:after="80"/>
+      </w:pPr>
+      <w:r>
+        <w:rPr>
+          <w:rFonts w:ascii="Arial" w:cs="Arial" w:eastAsia="Arial" w:hAnsi="Arial"/>
+          <w:color w:val="33291F"/>
+          <w:sz w:val="21"/>
+          <w:szCs w:val="21"/>
+        </w:rPr>
+        <w:t xml:space="preserve">An ASI excavation team recovered two stone sculptures on August 10 near a Jain temple at the Hampi UNESCO World Heritage Site -- one identified as a Nagini (serpent-woman guardian figure, roughly 30x51 cm), the other as Garuda (roughly 32x37 cm), both in fair condition. Experts framed the find as evidence of religious co-existence within the Vijayanagara Empire.</w:t>
+      </w:r>
+    </w:p>
+    <w:p>
+      <w:pPr>
+        <w:pBdr>
+          <w:top w:val="single" w:color="D8CDB4" w:sz="4"/>
+        </w:pBdr>
+        <w:spacing w:after="160"/>
+      </w:pPr>
+    </w:p>
+    <w:p>
+      <w:pPr>
+        <w:spacing w:after="60" w:before="120"/>
+      </w:pPr>
+      <w:r>
+        <w:rPr>
+          <w:rFonts w:ascii="Georgia" w:cs="Georgia" w:eastAsia="Georgia" w:hAnsi="Georgia"/>
+          <w:b/>
+          <w:bCs/>
+          <w:color w:val="1C1712"/>
+          <w:sz w:val="25"/>
+          <w:szCs w:val="25"/>
+        </w:rPr>
+        <w:t xml:space="preserve">12th-Century Jain Inscription Found, Pointing to a Lost Vijay Parshvanath Temple</w:t>
+      </w:r>
+    </w:p>
+    <w:p>
+      <w:pPr>
+        <w:spacing w:after="40"/>
+      </w:pPr>
+      <w:r>
+        <w:rPr>
+          <w:rFonts w:ascii="Arial" w:cs="Arial" w:eastAsia="Arial" w:hAnsi="Arial"/>
+          <w:b/>
+          <w:bCs/>
+          <w:color w:val="B9541F"/>
+          <w:sz w:val="17"/>
+          <w:szCs w:val="17"/>
+        </w:rPr>
+        <w:t xml:space="preserve">ACHALER VILLAGE, LOHARA TALUKA, DHARASHIV (OSMANABAD) DISTRICT, MAHARASHTRA · SOURCE: FREE PRESS JOURNAL · 2026-08-06</w:t>
+      </w:r>
+      <w:r>
+        <w:rPr>
+          <w:rFonts w:ascii="Arial" w:cs="Arial" w:eastAsia="Arial" w:hAnsi="Arial"/>
+          <w:b/>
+          <w:bCs/>
+          <w:color w:val="B9541F"/>
+          <w:sz w:val="17"/>
+          <w:szCs w:val="17"/>
+        </w:rPr>
+        <w:t xml:space="preserve">  →  </w:t>
+      </w:r>
+      <w:hyperlink w:history="1" r:id="rIdg9yik_djbwjdqgmt21_ed">
+        <w:r>
+          <w:rPr>
+            <w:rFonts w:ascii="Arial" w:cs="Arial" w:eastAsia="Arial" w:hAnsi="Arial"/>
+            <w:b/>
+            <w:bCs/>
+            <w:color w:val="1155CC"/>
+            <w:sz w:val="17"/>
+            <w:szCs w:val="17"/>
+            <w:u w:val="single"/>
+          </w:rPr>
+          <w:t xml:space="preserve">READ FULL ARTICLE</w:t>
+        </w:r>
+      </w:hyperlink>
+    </w:p>
+    <w:p>
+      <w:pPr>
+        <w:spacing w:after="80"/>
+      </w:pPr>
+      <w:r>
+        <w:rPr>
+          <w:rFonts w:ascii="Arial" w:cs="Arial" w:eastAsia="Arial" w:hAnsi="Arial"/>
+          <w:color w:val="33291F"/>
+          <w:sz w:val="21"/>
+          <w:szCs w:val="21"/>
+        </w:rPr>
+        <w:t xml:space="preserve">A two-line Hale Kannada/Sanskrit inscription was found embedded in a step-wall at the Mallikarjun Temple on August 6, identified by independent inscription researcher Krushna Gudade. It records the construction of a "Vijay Parshvanath Jinalaya" (Jain temple/basadi) by monk Subhasena Muni of the Yapaniya Sangha. A Parshvanath Tirthankara idol still stands at the site, supporting the reading that a Jain religious centre once stood there.</w:t>
+      </w:r>
+    </w:p>
+    <w:p>
+      <w:pPr>
+        <w:pBdr>
+          <w:top w:val="single" w:color="D8CDB4" w:sz="4"/>
+        </w:pBdr>
+        <w:spacing w:after="160"/>
+      </w:pPr>
+    </w:p>
+    <w:p>
+      <w:pPr>
+        <w:spacing w:after="60" w:before="120"/>
+      </w:pPr>
+      <w:r>
+        <w:rPr>
+          <w:rFonts w:ascii="Georgia" w:cs="Georgia" w:eastAsia="Georgia" w:hAnsi="Georgia"/>
+          <w:b/>
+          <w:bCs/>
+          <w:color w:val="1C1712"/>
+          <w:sz w:val="25"/>
+          <w:szCs w:val="25"/>
+        </w:rPr>
+        <w:t xml:space="preserve">Two Ancient Jain Statues and a Charan Paduka Found During Plot Excavation in Bhogaon</w:t>
+      </w:r>
+    </w:p>
+    <w:p>
+      <w:pPr>
+        <w:spacing w:after="40"/>
+      </w:pPr>
+      <w:r>
+        <w:rPr>
+          <w:rFonts w:ascii="Arial" w:cs="Arial" w:eastAsia="Arial" w:hAnsi="Arial"/>
+          <w:b/>
+          <w:bCs/>
+          <w:color w:val="B9541F"/>
+          <w:sz w:val="17"/>
+          <w:szCs w:val="17"/>
+        </w:rPr>
+        <w:t xml:space="preserve">MOHALLA UPPAR TILA, BHOGAON, MAINPURI DISTRICT, UTTAR PRADESH · SOURCE: AMAR UJALA · 2026-08-19</w:t>
+      </w:r>
+      <w:r>
+        <w:rPr>
+          <w:rFonts w:ascii="Arial" w:cs="Arial" w:eastAsia="Arial" w:hAnsi="Arial"/>
+          <w:b/>
+          <w:bCs/>
+          <w:color w:val="B9541F"/>
+          <w:sz w:val="17"/>
+          <w:szCs w:val="17"/>
+        </w:rPr>
+        <w:t xml:space="preserve">  →  </w:t>
+      </w:r>
+      <w:hyperlink w:history="1" r:id="rIdj6mrrd2tutaya18vr8qz-">
+        <w:r>
+          <w:rPr>
+            <w:rFonts w:ascii="Arial" w:cs="Arial" w:eastAsia="Arial" w:hAnsi="Arial"/>
+            <w:b/>
+            <w:bCs/>
+            <w:color w:val="1155CC"/>
+            <w:sz w:val="17"/>
+            <w:szCs w:val="17"/>
+            <w:u w:val="single"/>
+          </w:rPr>
+          <w:t xml:space="preserve">READ FULL ARTICLE</w:t>
+        </w:r>
+      </w:hyperlink>
+    </w:p>
+    <w:p>
+      <w:pPr>
+        <w:spacing w:after="80"/>
+      </w:pPr>
+      <w:r>
+        <w:rPr>
+          <w:rFonts w:ascii="Arial" w:cs="Arial" w:eastAsia="Arial" w:hAnsi="Arial"/>
+          <w:color w:val="33291F"/>
+          <w:sz w:val="21"/>
+          <w:szCs w:val="21"/>
+        </w:rPr>
+        <w:t xml:space="preserve">During private-plot excavation on August 19, workers uncovered two ancient Jain idols -- one bearing identifying marks of Tirthankara Ajitnath, the second's markings worn away -- plus a charan paduka (sacred footprint stone), all in the unclothed (Digambar) iconographic tradition. Local Jain social worker Dr. Manoj Jain said Bhogaon's ancient name was "Bhumigram," historically an ancient Jain city, noting a Jain king once had a fort here containing a Jain temple, later destroyed during Mughal rule. The statues were reportedly installed at the local Sri Parshvanath Digambar Jain Temple.</w:t>
+      </w:r>
+    </w:p>
+    <w:p>
+      <w:pPr>
+        <w:pBdr>
+          <w:top w:val="single" w:color="D8CDB4" w:sz="4"/>
+        </w:pBdr>
+        <w:spacing w:after="160"/>
+      </w:pPr>
+    </w:p>
+    <w:p>
+      <w:pPr>
+        <w:spacing w:after="60" w:before="120"/>
+      </w:pPr>
+      <w:r>
+        <w:rPr>
+          <w:rFonts w:ascii="Georgia" w:cs="Georgia" w:eastAsia="Georgia" w:hAnsi="Georgia"/>
+          <w:b/>
+          <w:bCs/>
+          <w:color w:val="1C1712"/>
+          <w:sz w:val="25"/>
+          <w:szCs w:val="25"/>
+        </w:rPr>
+        <w:t xml:space="preserve">11th-Century Inscription Referencing Jainism and a Basadi Found at Dundigal Temple</w:t>
+      </w:r>
+    </w:p>
+    <w:p>
+      <w:pPr>
+        <w:spacing w:after="40"/>
+      </w:pPr>
+      <w:r>
+        <w:rPr>
+          <w:rFonts w:ascii="Arial" w:cs="Arial" w:eastAsia="Arial" w:hAnsi="Arial"/>
+          <w:b/>
+          <w:bCs/>
+          <w:color w:val="B9541F"/>
+          <w:sz w:val="17"/>
+          <w:szCs w:val="17"/>
+        </w:rPr>
+        <w:t xml:space="preserve">DUNDIGAL, MEDCHAL DISTRICT, TELANGANA · SOURCE: DECCAN CHRONICLE; CORROBORATED BY TELANGANA TODAY · 2026-08-18</w:t>
+      </w:r>
+      <w:r>
+        <w:rPr>
+          <w:rFonts w:ascii="Arial" w:cs="Arial" w:eastAsia="Arial" w:hAnsi="Arial"/>
+          <w:b/>
+          <w:bCs/>
+          <w:color w:val="B9541F"/>
+          <w:sz w:val="17"/>
+          <w:szCs w:val="17"/>
+        </w:rPr>
+        <w:t xml:space="preserve">  →  </w:t>
+      </w:r>
+      <w:hyperlink w:history="1" r:id="rIdklt5wxuzjdred-zjheugm">
+        <w:r>
+          <w:rPr>
+            <w:rFonts w:ascii="Arial" w:cs="Arial" w:eastAsia="Arial" w:hAnsi="Arial"/>
+            <w:b/>
+            <w:bCs/>
+            <w:color w:val="1155CC"/>
+            <w:sz w:val="17"/>
+            <w:szCs w:val="17"/>
+            <w:u w:val="single"/>
+          </w:rPr>
+          <w:t xml:space="preserve">READ FULL ARTICLE</w:t>
+        </w:r>
+      </w:hyperlink>
+    </w:p>
+    <w:p>
+      <w:pPr>
+        <w:spacing w:after="80"/>
+      </w:pPr>
+      <w:r>
+        <w:rPr>
+          <w:rFonts w:ascii="Arial" w:cs="Arial" w:eastAsia="Arial" w:hAnsi="Arial"/>
+          <w:color w:val="33291F"/>
+          <w:sz w:val="21"/>
+          <w:szCs w:val="21"/>
+        </w:rPr>
         <w:t xml:space="preserve">A 41-line pillar inscription in Telugu/Kannada scripts was found on the premises of Lakshminarayana Swamy temple, spotted by local resident Narsannagari Jagan and reported to Haragopal, president of the New Telangana History Group. The inscription records an 11th-century land donation under Kalyani Chalukya king Vikramaditya VI, and separately references Jainism, a basadi (Jain shrine), the "Soma" lineage, and depicts a Jain Tirthankara alongside sun/moon and cow-calf motifs -- a mixed-faith inscription with genuine Jain content, though not a purely Jain monument.</w:t>
+      </w:r>
+    </w:p>
+    <w:p>
+      <w:pPr>
+        <w:pBdr>
+          <w:top w:val="single" w:color="D8CDB4" w:sz="4"/>
+        </w:pBdr>
+        <w:spacing w:after="160"/>
+      </w:pPr>
+    </w:p>
+    <w:p>
+      <w:pPr>
+        <w:spacing w:after="60" w:before="120"/>
+      </w:pPr>
+      <w:r>
+        <w:rPr>
+          <w:rFonts w:ascii="Georgia" w:cs="Georgia" w:eastAsia="Georgia" w:hAnsi="Georgia"/>
+          <w:b/>
+          <w:bCs/>
+          <w:color w:val="1C1712"/>
+          <w:sz w:val="25"/>
+          <w:szCs w:val="25"/>
+        </w:rPr>
+        <w:t xml:space="preserve">Five Rare Jain Inscriptions Discovered at Historic Kote Basadi in Karkala</w:t>
+      </w:r>
+    </w:p>
+    <w:p>
+      <w:pPr>
+        <w:spacing w:after="40"/>
+      </w:pPr>
+      <w:r>
+        <w:rPr>
+          <w:rFonts w:ascii="Arial" w:cs="Arial" w:eastAsia="Arial" w:hAnsi="Arial"/>
+          <w:b/>
+          <w:bCs/>
+          <w:color w:val="B9541F"/>
+          <w:sz w:val="17"/>
+          <w:szCs w:val="17"/>
+        </w:rPr>
+        <w:t xml:space="preserve">KOTE BASADI, MALA VILLAGE, KARKALA TALUK, UDUPI DISTRICT, KARNATAKA · SOURCE: ASIANET NEWSABLE · 2026-08-28</w:t>
+      </w:r>
+      <w:r>
+        <w:rPr>
+          <w:rFonts w:ascii="Arial" w:cs="Arial" w:eastAsia="Arial" w:hAnsi="Arial"/>
+          <w:b/>
+          <w:bCs/>
+          <w:color w:val="B9541F"/>
+          <w:sz w:val="17"/>
+          <w:szCs w:val="17"/>
+        </w:rPr>
+        <w:t xml:space="preserve">  →  </w:t>
+      </w:r>
+      <w:hyperlink w:history="1" r:id="rIdpkzm6xpusybndaa-9q8gy">
+        <w:r>
+          <w:rPr>
+            <w:rFonts w:ascii="Arial" w:cs="Arial" w:eastAsia="Arial" w:hAnsi="Arial"/>
+            <w:b/>
+            <w:bCs/>
+            <w:color w:val="1155CC"/>
+            <w:sz w:val="17"/>
+            <w:szCs w:val="17"/>
+            <w:u w:val="single"/>
+          </w:rPr>
+          <w:t xml:space="preserve">READ FULL ARTICLE</w:t>
+        </w:r>
+      </w:hyperlink>
+    </w:p>
+    <w:p>
+      <w:pPr>
+        <w:spacing w:after="80"/>
+      </w:pPr>
+      <w:r>
+        <w:rPr>
+          <w:rFonts w:ascii="Arial" w:cs="Arial" w:eastAsia="Arial" w:hAnsi="Arial"/>
+          <w:color w:val="33291F"/>
+          <w:sz w:val="21"/>
+          <w:szCs w:val="21"/>
+        </w:rPr>
+        <w:t xml:space="preserve">During renovation work at the historic Kote Basadi, researchers found five previously unrecorded Jain inscriptions engraved on Jain idols and on the base of a shrutaskandha (a stand for sacred scripture). A three-line inscription records that a person named "Vigna," son of Hegade, commissioned an object for the basadi; a separate Devanagari-script inscription on the pedestal of a marble Parshvanatha Tirthankara statue records the statue's installation during the 17th century CE. Together the inscriptions push back documented continuous Jain worship at the site to the 14th-15th century. Ayurvedic doctor Dr. P. Satyanarayana Bhat alerted a research team led by Prof. S.A. Krishnaiah of Udupi's Prachya Sanchaya Research Centre.</w:t>
+      </w:r>
+    </w:p>
+    <w:p>
+      <w:pPr>
+        <w:pStyle w:val="Heading1"/>
+        <w:spacing w:after="60" w:before="400"/>
+      </w:pPr>
+      <w:r>
+        <w:rPr>
+          <w:rFonts w:ascii="Georgia" w:cs="Georgia" w:eastAsia="Georgia" w:hAnsi="Georgia"/>
+          <w:b/>
+          <w:bCs/>
+          <w:color w:val="1C1712"/>
+          <w:sz w:val="30"/>
+          <w:szCs w:val="30"/>
+        </w:rPr>
+        <w:t xml:space="preserve">Controversial Data</w:t>
+      </w:r>
+    </w:p>
+    <w:p>
+      <w:pPr>
+        <w:pBdr>
+          <w:bottom w:val="single" w:color="D8CDB4" w:sz="4"/>
+        </w:pBdr>
+        <w:spacing w:after="160"/>
+      </w:pPr>
+    </w:p>
+    <w:p>
+      <w:pPr>
+        <w:spacing w:after="60" w:before="120"/>
+      </w:pPr>
+      <w:r>
+        <w:rPr>
+          <w:rFonts w:ascii="Georgia" w:cs="Georgia" w:eastAsia="Georgia" w:hAnsi="Georgia"/>
+          <w:b/>
+          <w:bCs/>
+          <w:color w:val="1C1712"/>
+          <w:sz w:val="25"/>
+          <w:szCs w:val="25"/>
+        </w:rPr>
+        <w:t xml:space="preserve">Sammed Shikharji Dispute: "Har Har Mahadev" Chants and "Parshuram Temple" Claims Reignite Jain-Tribal Tensions Over Sacred Site's Identity</w:t>
+      </w:r>
+    </w:p>
+    <w:p>
+      <w:pPr>
+        <w:spacing w:after="40"/>
+      </w:pPr>
+      <w:r>
+        <w:rPr>
+          <w:rFonts w:ascii="Arial" w:cs="Arial" w:eastAsia="Arial" w:hAnsi="Arial"/>
+          <w:b/>
+          <w:bCs/>
+          <w:color w:val="B9541F"/>
+          <w:sz w:val="17"/>
+          <w:szCs w:val="17"/>
+        </w:rPr>
+        <w:t xml:space="preserve">PARASNATH HILLS (SAMMED SHIKHARJI), GIRIDIH DISTRICT, JHARKHAND · SOURCE: OPINDIA; DECCAN HERALD (MULTIPLE REPORTS); PRABHAT KHABAR; GIRIDIH UPDATES · 2026-08-19</w:t>
+      </w:r>
+      <w:r>
+        <w:rPr>
+          <w:rFonts w:ascii="Arial" w:cs="Arial" w:eastAsia="Arial" w:hAnsi="Arial"/>
+          <w:b/>
+          <w:bCs/>
+          <w:color w:val="B9541F"/>
+          <w:sz w:val="17"/>
+          <w:szCs w:val="17"/>
+        </w:rPr>
+        <w:t xml:space="preserve">  →  </w:t>
+      </w:r>
+      <w:hyperlink w:history="1" r:id="rIdpsyhvsq1dzvdi1wqyosda">
+        <w:r>
+          <w:rPr>
+            <w:rFonts w:ascii="Arial" w:cs="Arial" w:eastAsia="Arial" w:hAnsi="Arial"/>
+            <w:b/>
+            <w:bCs/>
+            <w:color w:val="1155CC"/>
+            <w:sz w:val="17"/>
+            <w:szCs w:val="17"/>
+            <w:u w:val="single"/>
+          </w:rPr>
+          <w:t xml:space="preserve">READ FULL ARTICLE</w:t>
+        </w:r>
+      </w:hyperlink>
+    </w:p>
+    <w:p>
+      <w:pPr>
+        <w:spacing w:after="80"/>
+      </w:pPr>
+      <w:r>
+        <w:rPr>
+          <w:rFonts w:ascii="Arial" w:cs="Arial" w:eastAsia="Arial" w:hAnsi="Arial"/>
+          <w:color w:val="33291F"/>
+          <w:sz w:val="21"/>
+          <w:szCs w:val="21"/>
+        </w:rPr>
+        <w:t xml:space="preserve">On August 19, a video circulated showing a group of visitors chanting "Har Har Mahadev" while trekking up Parasnath Hills -- the site Jains revere as Sammed Shikharji, where 20 of the 24 Tirthankaras are believed to have attained moksha, making it Jainism's most sacred pilgrimage site. In the video, a Jain woman pilgrim confronts the group. Separately, some visitors were recorded on social media describing the summit shrine as a "Parshuram Temple," asserting the site's religious identity is linked to the Hindu sage Parshuram. The Jain community's stated concern is not the chanting alone but that repeated ritual assertions plus a competing origin-claim could eventually be used to argue a competing claim over the site itself -- a fear rooted in the community's long-running fight (since a 2019 Jharkhand government notification and continuing through 2023 protests) against the hill's designation as an eco-tourism zone, which Jains say invites commercialization and conduct they consider disrespectful to the shrine. Jain community protests over the August incident were reported in Mumbai, Ahmedabad, Bhopal, New Delhi, and Surat, and the Centre reportedly asked the Jharkhand state government to maintain the site's sanctity. On the other side, tribal (Santhal) organisations -- including the Marang Buru Bachao Sangharsh Morcha and a group identified as ASA -- pushed back, asserting the hill is their own sacred site, known to them as "Marang Buru," and pointing to historic customary/ancestral rights recognised in a 1911 Privy Council precedent; ASA was reported threatening a stir across five states over the dispute. The National Commission for Minorities has separately received representations on Parasnath-related issues. Based on all available reporting, this remained a verbal, protest, and social-media dispute -- no injury or physical confrontation was reported on either side.</w:t>
+      </w:r>
+    </w:p>
+    <w:p>
+      <w:pPr>
+        <w:pStyle w:val="Heading1"/>
+        <w:spacing w:after="60" w:before="400"/>
+      </w:pPr>
+      <w:r>
+        <w:rPr>
+          <w:rFonts w:ascii="Georgia" w:cs="Georgia" w:eastAsia="Georgia" w:hAnsi="Georgia"/>
+          <w:b/>
+          <w:bCs/>
+          <w:color w:val="1C1712"/>
+          <w:sz w:val="30"/>
+          <w:szCs w:val="30"/>
+        </w:rPr>
+        <w:t xml:space="preserve">Jain People Recognized Anywhere</w:t>
+      </w:r>
+    </w:p>
+    <w:p>
+      <w:pPr>
+        <w:pBdr>
+          <w:bottom w:val="single" w:color="D8CDB4" w:sz="4"/>
+        </w:pBdr>
+        <w:spacing w:after="160"/>
+      </w:pPr>
+    </w:p>
+    <w:p>
+      <w:pPr>
+        <w:spacing w:after="60" w:before="120"/>
+      </w:pPr>
+      <w:r>
+        <w:rPr>
+          <w:rFonts w:ascii="Georgia" w:cs="Georgia" w:eastAsia="Georgia" w:hAnsi="Georgia"/>
+          <w:b/>
+          <w:bCs/>
+          <w:color w:val="1C1712"/>
+          <w:sz w:val="25"/>
+          <w:szCs w:val="25"/>
+        </w:rPr>
+        <w:t xml:space="preserve">Students Honoured for Passing the Jain Vidya Pariksha-2025</w:t>
+      </w:r>
+    </w:p>
+    <w:p>
+      <w:pPr>
+        <w:spacing w:after="40"/>
+      </w:pPr>
+      <w:r>
+        <w:rPr>
+          <w:rFonts w:ascii="Arial" w:cs="Arial" w:eastAsia="Arial" w:hAnsi="Arial"/>
+          <w:b/>
+          <w:bCs/>
+          <w:color w:val="B9541F"/>
+          <w:sz w:val="17"/>
+          <w:szCs w:val="17"/>
+        </w:rPr>
+        <w:t xml:space="preserve">BANGALORE, KARNATAKA · SOURCE: THATEXPRESSNEWS · 2026-08-26</w:t>
+      </w:r>
+      <w:r>
+        <w:rPr>
+          <w:rFonts w:ascii="Arial" w:cs="Arial" w:eastAsia="Arial" w:hAnsi="Arial"/>
+          <w:b/>
+          <w:bCs/>
+          <w:color w:val="B9541F"/>
+          <w:sz w:val="17"/>
+          <w:szCs w:val="17"/>
+        </w:rPr>
+        <w:t xml:space="preserve">  →  </w:t>
+      </w:r>
+      <w:hyperlink w:history="1" r:id="rIdynbk4xiqqpbbccjb_7hvr">
+        <w:r>
+          <w:rPr>
+            <w:rFonts w:ascii="Arial" w:cs="Arial" w:eastAsia="Arial" w:hAnsi="Arial"/>
+            <w:b/>
+            <w:bCs/>
+            <w:color w:val="1155CC"/>
+            <w:sz w:val="17"/>
+            <w:szCs w:val="17"/>
+            <w:u w:val="single"/>
+          </w:rPr>
+          <w:t xml:space="preserve">READ FULL ARTICLE</w:t>
+        </w:r>
+      </w:hyperlink>
+    </w:p>
+    <w:p>
+      <w:pPr>
+        <w:spacing w:after="80"/>
+      </w:pPr>
+      <w:r>
+        <w:rPr>
+          <w:rFonts w:ascii="Arial" w:cs="Arial" w:eastAsia="Arial" w:hAnsi="Arial"/>
+          <w:color w:val="33291F"/>
+          <w:sz w:val="21"/>
+          <w:szCs w:val="21"/>
+        </w:rPr>
+        <w:t xml:space="preserve">A felicitation ceremony honoured students who passed the 2025 Jain Vidya Pariksha, a community-run examination testing knowledge of Jain religious teachings and scripture -- a group recognition in which the students' Jain identity and religious education is intrinsic to the honour itself.</w:t>
       </w:r>
     </w:p>
     <w:p>
